--- a/report.docx
+++ b/report.docx
@@ -1,31 +1,39 @@
 
 <file path=word/document.xml><?xml version="1.0" encoding="utf-8"?>
-<w:document xmlns:mc="http://schemas.openxmlformats.org/markup-compatibility/2006" xmlns:o="urn:schemas-microsoft-com:office:office" xmlns:r="http://schemas.openxmlformats.org/officeDocument/2006/relationships" xmlns:m="http://schemas.openxmlformats.org/officeDocument/2006/math" xmlns:v="urn:schemas-microsoft-com:vml" xmlns:wp="http://schemas.openxmlformats.org/drawingml/2006/wordprocessingDrawing" xmlns:w10="urn:schemas-microsoft-com:office:word" xmlns:w="http://schemas.openxmlformats.org/wordprocessingml/2006/main" xmlns:wne="http://schemas.microsoft.com/office/word/2006/wordml" xmlns:sl="http://schemas.openxmlformats.org/schemaLibrary/2006/main" xmlns:a="http://schemas.openxmlformats.org/drawingml/2006/main" xmlns:pic="http://schemas.openxmlformats.org/drawingml/2006/picture" xmlns:c="http://schemas.openxmlformats.org/drawingml/2006/chart" xmlns:lc="http://schemas.openxmlformats.org/drawingml/2006/lockedCanvas" xmlns:dgm="http://schemas.openxmlformats.org/drawingml/2006/diagram" xmlns:wps="http://schemas.microsoft.com/office/word/2010/wordprocessingShape" xmlns:wpg="http://schemas.microsoft.com/office/word/2010/wordprocessingGroup" xmlns:w14="http://schemas.microsoft.com/office/word/2010/wordml" xmlns:w15="http://schemas.microsoft.com/office/word/2012/wordml" xmlns:w16="http://schemas.microsoft.com/office/word/2018/wordml" xmlns:w16cex="http://schemas.microsoft.com/office/word/2018/wordml/cex" xmlns:w16cid="http://schemas.microsoft.com/office/word/2016/wordml/cid" xmlns="http://schemas.microsoft.com/office/tasks/2019/documenttasks" xmlns:cr="http://schemas.microsoft.com/office/comments/2020/reactions">
+<w:document xmlns:wpc="http://schemas.microsoft.com/office/word/2010/wordprocessingCanvas" xmlns:cx="http://schemas.microsoft.com/office/drawing/2014/chartex" xmlns:cx1="http://schemas.microsoft.com/office/drawing/2015/9/8/chartex" xmlns:cx2="http://schemas.microsoft.com/office/drawing/2015/10/21/chartex" xmlns:cx3="http://schemas.microsoft.com/office/drawing/2016/5/9/chartex" xmlns:cx4="http://schemas.microsoft.com/office/drawing/2016/5/10/chartex" xmlns:cx5="http://schemas.microsoft.com/office/drawing/2016/5/11/chartex" xmlns:cx6="http://schemas.microsoft.com/office/drawing/2016/5/12/chartex" xmlns:cx7="http://schemas.microsoft.com/office/drawing/2016/5/13/chartex" xmlns:cx8="http://schemas.microsoft.com/office/drawing/2016/5/14/chartex" xmlns:mc="http://schemas.openxmlformats.org/markup-compatibility/2006" xmlns:aink="http://schemas.microsoft.com/office/drawing/2016/ink" xmlns:am3d="http://schemas.microsoft.com/office/drawing/2017/model3d" xmlns:o="urn:schemas-microsoft-com:office:office" xmlns:oel="http://schemas.microsoft.com/office/2019/extlst" xmlns:r="http://schemas.openxmlformats.org/officeDocument/2006/relationships" xmlns:m="http://schemas.openxmlformats.org/officeDocument/2006/math" xmlns:v="urn:schemas-microsoft-com:vml" xmlns:wp14="http://schemas.microsoft.com/office/word/2010/wordprocessingDrawing" xmlns:wp="http://schemas.openxmlformats.org/drawingml/2006/wordprocessingDrawing" xmlns:w10="urn:schemas-microsoft-com:office:word" xmlns:w="http://schemas.openxmlformats.org/wordprocessingml/2006/main" xmlns:w14="http://schemas.microsoft.com/office/word/2010/wordml" xmlns:w15="http://schemas.microsoft.com/office/word/2012/wordml" xmlns:w16cex="http://schemas.microsoft.com/office/word/2018/wordml/cex" xmlns:w16cid="http://schemas.microsoft.com/office/word/2016/wordml/cid" xmlns:w16="http://schemas.microsoft.com/office/word/2018/wordml" xmlns:w16du="http://schemas.microsoft.com/office/word/2023/wordml/word16du" xmlns:w16sdtdh="http://schemas.microsoft.com/office/word/2020/wordml/sdtdatahash" xmlns:w16sdtfl="http://schemas.microsoft.com/office/word/2024/wordml/sdtformatlock" xmlns:w16se="http://schemas.microsoft.com/office/word/2015/wordml/symex" xmlns:wpg="http://schemas.microsoft.com/office/word/2010/wordprocessingGroup" xmlns:wpi="http://schemas.microsoft.com/office/word/2010/wordprocessingInk" xmlns:wne="http://schemas.microsoft.com/office/word/2006/wordml" xmlns:wps="http://schemas.microsoft.com/office/word/2010/wordprocessingShape" mc:Ignorable="w14 w15 w16se w16cid w16 w16cex w16sdtdh w16sdtfl w16du wp14">
   <w:body>
     <w:p>
       <w:pPr>
         <w:pStyle w:val="Heading1"/>
         <w:keepNext w:val="0"/>
         <w:keepLines w:val="0"/>
-        <w:spacing w:before="480" w:lineRule="auto"/>
-        <w:rPr>
-          <w:b w:val="1"/>
-          <w:bCs w:val="1"/>
+        <w:spacing w:before="480"/>
+        <w:rPr>
+          <w:b/>
+          <w:bCs/>
           <w:sz w:val="46"/>
           <w:szCs w:val="46"/>
         </w:rPr>
       </w:pPr>
-      <w:bookmarkStart w:colFirst="0" w:colLast="0" w:name="_pazox585ax0" w:id="0"/>
+      <w:bookmarkStart w:id="0" w:name="_pazox585ax0" w:colFirst="0" w:colLast="0"/>
       <w:bookmarkEnd w:id="0"/>
       <w:r>
         <w:rPr>
-          <w:b w:val="1"/>
-          <w:bCs w:val="1"/>
+          <w:b/>
+          <w:bCs/>
           <w:sz w:val="46"/>
           <w:szCs w:val="46"/>
-          <w:rtl w:val="0"/>
-        </w:rPr>
-        <w:t xml:space="preserve">COP4710 G26 — Book Store Management System</w:t>
+        </w:rPr>
+        <w:t>COP4710 G26 — Book Store Management System</w:t>
+      </w:r>
+      <w:r>
+        <w:rPr>
+          <w:b/>
+          <w:bCs/>
+          <w:sz w:val="46"/>
+          <w:szCs w:val="46"/>
+        </w:rPr>
+        <w:t xml:space="preserve"> “BookOps”</w:t>
       </w:r>
     </w:p>
     <w:p>
@@ -33,40 +41,39 @@
         <w:pStyle w:val="Heading2"/>
         <w:keepNext w:val="0"/>
         <w:keepLines w:val="0"/>
-        <w:spacing w:after="80" w:lineRule="auto"/>
-        <w:rPr>
-          <w:b w:val="1"/>
-          <w:bCs w:val="1"/>
+        <w:spacing w:after="80"/>
+        <w:rPr>
+          <w:b/>
+          <w:bCs/>
           <w:sz w:val="34"/>
           <w:szCs w:val="34"/>
         </w:rPr>
       </w:pPr>
-      <w:bookmarkStart w:colFirst="0" w:colLast="0" w:name="_ry4x10fn4453" w:id="1"/>
+      <w:bookmarkStart w:id="1" w:name="_ry4x10fn4453" w:colFirst="0" w:colLast="0"/>
       <w:bookmarkEnd w:id="1"/>
       <w:r>
         <w:rPr>
-          <w:b w:val="1"/>
-          <w:bCs w:val="1"/>
+          <w:b/>
+          <w:bCs/>
           <w:sz w:val="34"/>
           <w:szCs w:val="34"/>
-          <w:rtl w:val="0"/>
-        </w:rPr>
-        <w:t xml:space="preserve">Project Report</w:t>
-      </w:r>
-    </w:p>
-    <w:p>
-      <w:pPr>
-        <w:rPr/>
-      </w:pPr>
+        </w:rPr>
+        <w:t>Project Report</w:t>
+      </w:r>
+    </w:p>
+    <w:p>
+      <w:r>
+        <w:rPr>
+          <w:noProof/>
+        </w:rPr>
+      </w:r>
       <w:r>
         <w:pict>
-          <v:rect style="width:0.0pt;height:1.5pt" o:hr="t" o:hrstd="t" o:hralign="center" fillcolor="#A0A0A0" stroked="f"/>
+          <v:rect id="Horizontal Line 1" o:spid="_x0000_s1031" style="width:468pt;height:1.1pt;visibility:visible;mso-wrap-style:square;mso-left-percent:-10001;mso-top-percent:-10001;mso-position-horizontal:absolute;mso-position-horizontal-relative:char;mso-position-vertical:absolute;mso-position-vertical-relative:line;mso-left-percent:-10001;mso-top-percent:-10001;v-text-anchor:top" o:gfxdata="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" filled="f">
+            <o:lock v:ext="edit" rotation="t" aspectratio="t" verticies="t" text="t" shapetype="t"/>
+            <w10:anchorlock/>
+          </v:rect>
         </w:pict>
-      </w:r>
-      <w:r>
-        <w:rPr>
-          <w:rtl w:val="0"/>
-        </w:rPr>
       </w:r>
     </w:p>
     <w:p>
@@ -74,72 +81,57 @@
         <w:pStyle w:val="Heading3"/>
         <w:keepNext w:val="0"/>
         <w:keepLines w:val="0"/>
-        <w:spacing w:before="280" w:lineRule="auto"/>
-        <w:rPr>
-          <w:b w:val="1"/>
-          <w:bCs w:val="1"/>
+        <w:spacing w:before="280"/>
+        <w:rPr>
+          <w:b/>
+          <w:bCs/>
           <w:color w:val="000000"/>
           <w:sz w:val="26"/>
           <w:szCs w:val="26"/>
         </w:rPr>
       </w:pPr>
-      <w:bookmarkStart w:colFirst="0" w:colLast="0" w:name="_tsxk28cym1zi" w:id="2"/>
+      <w:bookmarkStart w:id="2" w:name="_tsxk28cym1zi" w:colFirst="0" w:colLast="0"/>
       <w:bookmarkEnd w:id="2"/>
       <w:r>
         <w:rPr>
-          <w:b w:val="1"/>
-          <w:bCs w:val="1"/>
+          <w:b/>
+          <w:bCs/>
           <w:color w:val="000000"/>
           <w:sz w:val="26"/>
           <w:szCs w:val="26"/>
-          <w:rtl w:val="0"/>
-        </w:rPr>
-        <w:t xml:space="preserve">1. Project Overview</w:t>
-      </w:r>
-    </w:p>
-    <w:p>
-      <w:pPr>
-        <w:spacing w:after="240" w:before="240" w:lineRule="auto"/>
-        <w:rPr/>
-      </w:pPr>
-      <w:r>
-        <w:rPr>
-          <w:rtl w:val="0"/>
-        </w:rPr>
-        <w:t xml:space="preserve">We made a</w:t>
-      </w:r>
-      <w:r>
-        <w:rPr>
-          <w:rtl w:val="0"/>
-        </w:rPr>
-        <w:t xml:space="preserve"> book store management system that works to manage inventory, customer accounts, and orders for a retail bookstore. This database system makes it so that we can track which books are available on which shelves, manage customer accounts, and process orders. Customers are also able to browse available inventory and place orders tied to their account.</w:t>
-      </w:r>
-    </w:p>
-    <w:p>
-      <w:pPr>
-        <w:spacing w:after="240" w:before="240" w:lineRule="auto"/>
-        <w:rPr/>
-      </w:pPr>
-      <w:r>
-        <w:rPr>
-          <w:rtl w:val="0"/>
-        </w:rPr>
-        <w:t xml:space="preserve">The application is built on a MySQL relational database backend. The system was designed to reflect realistic bookstore operations while demonstrating core relational database concepts.</w:t>
-      </w:r>
-    </w:p>
-    <w:p>
-      <w:pPr>
-        <w:rPr/>
-      </w:pPr>
+        </w:rPr>
+        <w:t>1. Project Overview</w:t>
+      </w:r>
+    </w:p>
+    <w:p>
+      <w:pPr>
+        <w:spacing w:before="240" w:after="240"/>
+      </w:pPr>
+      <w:r>
+        <w:t>We made a book store management system that works to manage inventory, customer accounts, and orders for a retail bookstore. This database system makes it so that we can track which books are available on which shelves, manage customer accounts, and process orders. Customers are also able to browse available inventory and place orders tied to their account.</w:t>
+      </w:r>
+    </w:p>
+    <w:p>
+      <w:pPr>
+        <w:spacing w:before="240" w:after="240"/>
+      </w:pPr>
+      <w:r>
+        <w:t>The application is built on a MySQL relational database backend. The system was designed to reflect realistic bookstore operations while demonstrating core relational database concepts.</w:t>
+      </w:r>
+    </w:p>
+    <w:p>
+      <w:r>
+        <w:rPr>
+          <w:noProof/>
+        </w:rPr>
+      </w:r>
       <w:r>
         <w:pict>
-          <v:rect style="width:0.0pt;height:1.5pt" o:hr="t" o:hrstd="t" o:hralign="center" fillcolor="#A0A0A0" stroked="f"/>
+          <v:rect id="Horizontal Line 2" o:spid="_x0000_s1030" style="width:468pt;height:1.1pt;visibility:visible;mso-wrap-style:square;mso-left-percent:-10001;mso-top-percent:-10001;mso-position-horizontal:absolute;mso-position-horizontal-relative:char;mso-position-vertical:absolute;mso-position-vertical-relative:line;mso-left-percent:-10001;mso-top-percent:-10001;v-text-anchor:top" o:gfxdata="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" filled="f">
+            <o:lock v:ext="edit" rotation="t" aspectratio="t" verticies="t" text="t" shapetype="t"/>
+            <w10:anchorlock/>
+          </v:rect>
         </w:pict>
-      </w:r>
-      <w:r>
-        <w:rPr>
-          <w:rtl w:val="0"/>
-        </w:rPr>
       </w:r>
     </w:p>
     <w:p>
@@ -147,77 +139,77 @@
         <w:pStyle w:val="Heading3"/>
         <w:keepNext w:val="0"/>
         <w:keepLines w:val="0"/>
-        <w:spacing w:before="280" w:lineRule="auto"/>
-        <w:rPr>
-          <w:b w:val="1"/>
-          <w:bCs w:val="1"/>
+        <w:spacing w:before="280"/>
+        <w:rPr>
+          <w:b/>
+          <w:bCs/>
           <w:color w:val="000000"/>
           <w:sz w:val="26"/>
           <w:szCs w:val="26"/>
         </w:rPr>
       </w:pPr>
-      <w:bookmarkStart w:colFirst="0" w:colLast="0" w:name="_jmrjwf4v6df8" w:id="3"/>
+      <w:bookmarkStart w:id="3" w:name="_jmrjwf4v6df8" w:colFirst="0" w:colLast="0"/>
       <w:bookmarkEnd w:id="3"/>
       <w:r>
         <w:rPr>
-          <w:b w:val="1"/>
-          <w:bCs w:val="1"/>
+          <w:b/>
+          <w:bCs/>
           <w:color w:val="000000"/>
           <w:sz w:val="26"/>
           <w:szCs w:val="26"/>
-          <w:rtl w:val="0"/>
-        </w:rPr>
-        <w:t xml:space="preserve">2. Schema Summary</w:t>
-      </w:r>
-    </w:p>
-    <w:p>
-      <w:pPr>
-        <w:spacing w:after="240" w:before="240" w:lineRule="auto"/>
-        <w:rPr/>
-      </w:pPr>
-      <w:r>
-        <w:rPr>
-          <w:rtl w:val="0"/>
-        </w:rPr>
+        </w:rPr>
+        <w:t>2. Schema Summary</w:t>
+      </w:r>
+    </w:p>
+    <w:p>
+      <w:pPr>
+        <w:spacing w:before="240" w:after="240"/>
+      </w:pPr>
+      <w:r>
         <w:t xml:space="preserve">The database consists of </w:t>
       </w:r>
       <w:r>
         <w:rPr>
-          <w:b w:val="1"/>
-          <w:bCs w:val="1"/>
-          <w:rtl w:val="0"/>
-        </w:rPr>
-        <w:t xml:space="preserve">7 tables</w:t>
-      </w:r>
-      <w:r>
-        <w:rPr>
-          <w:rtl w:val="0"/>
-        </w:rPr>
-        <w:t xml:space="preserve">:</w:t>
-      </w:r>
-    </w:p>
-    <w:p>
-      <w:pPr>
-        <w:spacing w:after="240" w:before="240" w:lineRule="auto"/>
-        <w:rPr/>
-      </w:pPr>
-      <w:r>
-        <w:rPr/>
+          <w:b/>
+          <w:bCs/>
+        </w:rPr>
+        <w:t>7 tables</w:t>
+      </w:r>
+      <w:r>
+        <w:t>:</w:t>
+      </w:r>
+    </w:p>
+    <w:p>
+      <w:pPr>
+        <w:spacing w:before="240" w:after="240"/>
+      </w:pPr>
+      <w:r>
+        <w:rPr>
+          <w:noProof/>
+        </w:rPr>
         <w:drawing>
-          <wp:inline distB="114300" distT="114300" distL="114300" distR="114300">
-            <wp:extent cx="3685458" cy="3290888"/>
-            <wp:effectExtent b="0" l="0" r="0" t="0"/>
-            <wp:docPr id="1" name="image1.jpg"/>
-            <a:graphic>
+          <wp:inline distT="0" distB="0" distL="0" distR="0">
+            <wp:extent cx="5943600" cy="3349625"/>
+            <wp:effectExtent l="0" t="0" r="0" b="3175"/>
+            <wp:docPr id="313369283" name="Picture 1"/>
+            <wp:cNvGraphicFramePr>
+              <a:graphicFrameLocks xmlns:a="http://schemas.openxmlformats.org/drawingml/2006/main" noChangeAspect="1"/>
+            </wp:cNvGraphicFramePr>
+            <a:graphic xmlns:a="http://schemas.openxmlformats.org/drawingml/2006/main">
               <a:graphicData uri="http://schemas.openxmlformats.org/drawingml/2006/picture">
-                <pic:pic>
+                <pic:pic xmlns:pic="http://schemas.openxmlformats.org/drawingml/2006/picture">
                   <pic:nvPicPr>
-                    <pic:cNvPr id="0" name="image1.jpg"/>
-                    <pic:cNvPicPr preferRelativeResize="0"/>
+                    <pic:cNvPr id="313369283" name="Picture 313369283"/>
+                    <pic:cNvPicPr/>
                   </pic:nvPicPr>
                   <pic:blipFill>
-                    <a:blip r:embed="rId6"/>
-                    <a:srcRect b="0" l="0" r="0" t="0"/>
+                    <a:blip r:embed="rId5" cstate="print">
+                      <a:extLst>
+                        <a:ext uri="{28A0092B-C50C-407E-A947-70E740481C1C}">
+                          <a14:useLocalDpi xmlns:a14="http://schemas.microsoft.com/office/drawing/2010/main" val="0"/>
+                        </a:ext>
+                      </a:extLst>
+                    </a:blip>
                     <a:stretch>
                       <a:fillRect/>
                     </a:stretch>
@@ -225,10 +217,11 @@
                   <pic:spPr>
                     <a:xfrm>
                       <a:off x="0" y="0"/>
-                      <a:ext cx="3685458" cy="3290888"/>
+                      <a:ext cx="5943600" cy="3349625"/>
                     </a:xfrm>
-                    <a:prstGeom prst="rect"/>
-                    <a:ln/>
+                    <a:prstGeom prst="rect">
+                      <a:avLst/>
+                    </a:prstGeom>
                   </pic:spPr>
                 </pic:pic>
               </a:graphicData>
@@ -236,38 +229,26 @@
           </wp:inline>
         </w:drawing>
       </w:r>
-      <w:r>
-        <w:rPr>
-          <w:rtl w:val="0"/>
-        </w:rPr>
-      </w:r>
-    </w:p>
-    <w:p>
-      <w:pPr>
-        <w:spacing w:after="240" w:before="240" w:lineRule="auto"/>
-        <w:rPr/>
-      </w:pPr>
-      <w:r>
-        <w:rPr>
-          <w:rtl w:val="0"/>
-        </w:rPr>
-      </w:r>
-    </w:p>
-    <w:p>
-      <w:pPr>
-        <w:spacing w:after="240" w:before="240" w:lineRule="auto"/>
-        <w:rPr>
-          <w:b w:val="1"/>
-          <w:bCs w:val="1"/>
-        </w:rPr>
-      </w:pPr>
-      <w:r>
-        <w:rPr>
-          <w:b w:val="1"/>
-          <w:bCs w:val="1"/>
-          <w:rtl w:val="0"/>
-        </w:rPr>
-        <w:t xml:space="preserve">Relationships:</w:t>
+    </w:p>
+    <w:p>
+      <w:pPr>
+        <w:spacing w:before="240" w:after="240"/>
+      </w:pPr>
+    </w:p>
+    <w:p>
+      <w:pPr>
+        <w:spacing w:before="240" w:after="240"/>
+        <w:rPr>
+          <w:b/>
+          <w:bCs/>
+        </w:rPr>
+      </w:pPr>
+      <w:r>
+        <w:rPr>
+          <w:b/>
+          <w:bCs/>
+        </w:rPr>
+        <w:t>Relationships:</w:t>
       </w:r>
     </w:p>
     <w:p>
@@ -276,15 +257,13 @@
           <w:ilvl w:val="0"/>
           <w:numId w:val="3"/>
         </w:numPr>
-        <w:spacing w:after="0" w:afterAutospacing="0" w:before="240" w:lineRule="auto"/>
-        <w:ind w:left="720" w:hanging="360"/>
-      </w:pPr>
-      <w:r>
-        <w:rPr>
-          <w:rFonts w:ascii="Arial Unicode MS" w:cs="Arial Unicode MS" w:eastAsia="Arial Unicode MS" w:hAnsi="Arial Unicode MS"/>
-          <w:rtl w:val="0"/>
-        </w:rPr>
-        <w:t xml:space="preserve">Users → Account</w:t>
+        <w:spacing w:before="240"/>
+      </w:pPr>
+      <w:r>
+        <w:rPr>
+          <w:rFonts w:ascii="Arial Unicode MS" w:eastAsia="Arial Unicode MS" w:hAnsi="Arial Unicode MS" w:cs="Arial Unicode MS"/>
+        </w:rPr>
+        <w:t>Users → Account</w:t>
       </w:r>
     </w:p>
     <w:p>
@@ -293,17 +272,12 @@
           <w:ilvl w:val="1"/>
           <w:numId w:val="3"/>
         </w:numPr>
-        <w:spacing w:after="0" w:afterAutospacing="0" w:before="0" w:beforeAutospacing="0" w:lineRule="auto"/>
-        <w:ind w:left="1440" w:hanging="360"/>
-        <w:rPr>
-          <w:u w:val="none"/>
-        </w:rPr>
-      </w:pPr>
-      <w:r>
-        <w:rPr>
-          <w:rtl w:val="0"/>
-        </w:rPr>
-        <w:t xml:space="preserve">1 to 1</w:t>
+      </w:pPr>
+      <w:r>
+        <w:t xml:space="preserve">1 to </w:t>
+      </w:r>
+      <w:r>
+        <w:t>Many</w:t>
       </w:r>
     </w:p>
     <w:p>
@@ -312,15 +286,24 @@
           <w:ilvl w:val="0"/>
           <w:numId w:val="3"/>
         </w:numPr>
-        <w:spacing w:after="0" w:afterAutospacing="0" w:before="0" w:beforeAutospacing="0" w:lineRule="auto"/>
-        <w:ind w:left="720" w:hanging="360"/>
-      </w:pPr>
-      <w:r>
-        <w:rPr>
-          <w:rFonts w:ascii="Arial Unicode MS" w:cs="Arial Unicode MS" w:eastAsia="Arial Unicode MS" w:hAnsi="Arial Unicode MS"/>
-          <w:rtl w:val="0"/>
-        </w:rPr>
-        <w:t xml:space="preserve">Account → Orders</w:t>
+      </w:pPr>
+      <w:r>
+        <w:rPr>
+          <w:rFonts w:ascii="Arial Unicode MS" w:eastAsia="Arial Unicode MS" w:hAnsi="Arial Unicode MS" w:cs="Arial Unicode MS"/>
+        </w:rPr>
+        <w:t>Store</w:t>
+      </w:r>
+      <w:r>
+        <w:rPr>
+          <w:rFonts w:ascii="Arial Unicode MS" w:eastAsia="Arial Unicode MS" w:hAnsi="Arial Unicode MS" w:cs="Arial Unicode MS"/>
+        </w:rPr>
+        <w:t xml:space="preserve"> → </w:t>
+      </w:r>
+      <w:r>
+        <w:rPr>
+          <w:rFonts w:ascii="Arial Unicode MS" w:eastAsia="Arial Unicode MS" w:hAnsi="Arial Unicode MS" w:cs="Arial Unicode MS"/>
+        </w:rPr>
+        <w:t>Account</w:t>
       </w:r>
     </w:p>
     <w:p>
@@ -329,17 +312,12 @@
           <w:ilvl w:val="1"/>
           <w:numId w:val="3"/>
         </w:numPr>
-        <w:spacing w:after="0" w:afterAutospacing="0" w:before="0" w:beforeAutospacing="0" w:lineRule="auto"/>
-        <w:ind w:left="1440" w:hanging="360"/>
-        <w:rPr>
-          <w:u w:val="none"/>
-        </w:rPr>
-      </w:pPr>
-      <w:r>
-        <w:rPr>
-          <w:rtl w:val="0"/>
-        </w:rPr>
-        <w:t xml:space="preserve">1 to many</w:t>
+      </w:pPr>
+      <w:r>
+        <w:t xml:space="preserve">1 to </w:t>
+      </w:r>
+      <w:r>
+        <w:t>Many</w:t>
       </w:r>
     </w:p>
     <w:p>
@@ -348,15 +326,24 @@
           <w:ilvl w:val="0"/>
           <w:numId w:val="3"/>
         </w:numPr>
-        <w:spacing w:after="0" w:afterAutospacing="0" w:before="0" w:beforeAutospacing="0" w:lineRule="auto"/>
-        <w:ind w:left="720" w:hanging="360"/>
-      </w:pPr>
-      <w:r>
-        <w:rPr>
-          <w:rFonts w:ascii="Arial Unicode MS" w:cs="Arial Unicode MS" w:eastAsia="Arial Unicode MS" w:hAnsi="Arial Unicode MS"/>
-          <w:rtl w:val="0"/>
-        </w:rPr>
-        <w:t xml:space="preserve">Order → Item</w:t>
+      </w:pPr>
+      <w:r>
+        <w:rPr>
+          <w:rFonts w:ascii="Arial Unicode MS" w:eastAsia="Arial Unicode MS" w:hAnsi="Arial Unicode MS" w:cs="Arial Unicode MS"/>
+        </w:rPr>
+        <w:t xml:space="preserve">Store </w:t>
+      </w:r>
+      <w:r>
+        <w:rPr>
+          <w:rFonts w:ascii="Arial Unicode MS" w:eastAsia="Arial Unicode MS" w:hAnsi="Arial Unicode MS" w:cs="Arial Unicode MS"/>
+        </w:rPr>
+        <w:t xml:space="preserve">→ </w:t>
+      </w:r>
+      <w:r>
+        <w:rPr>
+          <w:rFonts w:ascii="Arial Unicode MS" w:eastAsia="Arial Unicode MS" w:hAnsi="Arial Unicode MS" w:cs="Arial Unicode MS"/>
+        </w:rPr>
+        <w:t>Shelf</w:t>
       </w:r>
     </w:p>
     <w:p>
@@ -365,17 +352,15 @@
           <w:ilvl w:val="1"/>
           <w:numId w:val="3"/>
         </w:numPr>
-        <w:spacing w:after="0" w:afterAutospacing="0" w:before="0" w:beforeAutospacing="0" w:lineRule="auto"/>
-        <w:ind w:left="1440" w:hanging="360"/>
-        <w:rPr>
-          <w:u w:val="none"/>
-        </w:rPr>
-      </w:pPr>
-      <w:r>
-        <w:rPr>
-          <w:rtl w:val="0"/>
-        </w:rPr>
-        <w:t xml:space="preserve">1 to many</w:t>
+      </w:pPr>
+      <w:r>
+        <w:t xml:space="preserve">1 to </w:t>
+      </w:r>
+      <w:r>
+        <w:t>M</w:t>
+      </w:r>
+      <w:r>
+        <w:t>any</w:t>
       </w:r>
     </w:p>
     <w:p>
@@ -384,15 +369,24 @@
           <w:ilvl w:val="0"/>
           <w:numId w:val="3"/>
         </w:numPr>
-        <w:spacing w:after="0" w:afterAutospacing="0" w:before="0" w:beforeAutospacing="0" w:lineRule="auto"/>
-        <w:ind w:left="720" w:hanging="360"/>
-      </w:pPr>
-      <w:r>
-        <w:rPr>
-          <w:rFonts w:ascii="Arial Unicode MS" w:cs="Arial Unicode MS" w:eastAsia="Arial Unicode MS" w:hAnsi="Arial Unicode MS"/>
-          <w:rtl w:val="0"/>
-        </w:rPr>
-        <w:t xml:space="preserve">Book → Item</w:t>
+      </w:pPr>
+      <w:r>
+        <w:rPr>
+          <w:rFonts w:ascii="Arial Unicode MS" w:eastAsia="Arial Unicode MS" w:hAnsi="Arial Unicode MS" w:cs="Arial Unicode MS"/>
+        </w:rPr>
+        <w:t>Account</w:t>
+      </w:r>
+      <w:r>
+        <w:rPr>
+          <w:rFonts w:ascii="Arial Unicode MS" w:eastAsia="Arial Unicode MS" w:hAnsi="Arial Unicode MS" w:cs="Arial Unicode MS"/>
+        </w:rPr>
+        <w:t xml:space="preserve"> → </w:t>
+      </w:r>
+      <w:r>
+        <w:rPr>
+          <w:rFonts w:ascii="Arial Unicode MS" w:eastAsia="Arial Unicode MS" w:hAnsi="Arial Unicode MS" w:cs="Arial Unicode MS"/>
+        </w:rPr>
+        <w:t>Orders</w:t>
       </w:r>
     </w:p>
     <w:p>
@@ -401,17 +395,15 @@
           <w:ilvl w:val="1"/>
           <w:numId w:val="3"/>
         </w:numPr>
-        <w:spacing w:after="0" w:afterAutospacing="0" w:before="0" w:beforeAutospacing="0" w:lineRule="auto"/>
-        <w:ind w:left="1440" w:hanging="360"/>
-        <w:rPr>
-          <w:u w:val="none"/>
-        </w:rPr>
-      </w:pPr>
-      <w:r>
-        <w:rPr>
-          <w:rtl w:val="0"/>
-        </w:rPr>
-        <w:t xml:space="preserve">1 to many</w:t>
+      </w:pPr>
+      <w:r>
+        <w:t xml:space="preserve">1 to </w:t>
+      </w:r>
+      <w:r>
+        <w:t>M</w:t>
+      </w:r>
+      <w:r>
+        <w:t>any</w:t>
       </w:r>
     </w:p>
     <w:p>
@@ -420,15 +412,18 @@
           <w:ilvl w:val="0"/>
           <w:numId w:val="3"/>
         </w:numPr>
-        <w:spacing w:after="0" w:afterAutospacing="0" w:before="0" w:beforeAutospacing="0" w:lineRule="auto"/>
-        <w:ind w:left="720" w:hanging="360"/>
-      </w:pPr>
-      <w:r>
-        <w:rPr>
-          <w:rFonts w:ascii="Arial Unicode MS" w:cs="Arial Unicode MS" w:eastAsia="Arial Unicode MS" w:hAnsi="Arial Unicode MS"/>
-          <w:rtl w:val="0"/>
-        </w:rPr>
-        <w:t xml:space="preserve">Shelf → Item</w:t>
+      </w:pPr>
+      <w:r>
+        <w:rPr>
+          <w:rFonts w:ascii="Arial Unicode MS" w:eastAsia="Arial Unicode MS" w:hAnsi="Arial Unicode MS" w:cs="Arial Unicode MS"/>
+        </w:rPr>
+        <w:t>Orders</w:t>
+      </w:r>
+      <w:r>
+        <w:rPr>
+          <w:rFonts w:ascii="Arial Unicode MS" w:eastAsia="Arial Unicode MS" w:hAnsi="Arial Unicode MS" w:cs="Arial Unicode MS"/>
+        </w:rPr>
+        <w:t xml:space="preserve"> → Item</w:t>
       </w:r>
     </w:p>
     <w:p>
@@ -437,17 +432,15 @@
           <w:ilvl w:val="1"/>
           <w:numId w:val="3"/>
         </w:numPr>
-        <w:spacing w:after="0" w:afterAutospacing="0" w:before="0" w:beforeAutospacing="0" w:lineRule="auto"/>
-        <w:ind w:left="1440" w:hanging="360"/>
-        <w:rPr>
-          <w:u w:val="none"/>
-        </w:rPr>
-      </w:pPr>
-      <w:r>
-        <w:rPr>
-          <w:rtl w:val="0"/>
-        </w:rPr>
-        <w:t xml:space="preserve">1 to many</w:t>
+      </w:pPr>
+      <w:r>
+        <w:t xml:space="preserve">1 to </w:t>
+      </w:r>
+      <w:r>
+        <w:t>M</w:t>
+      </w:r>
+      <w:r>
+        <w:t>any</w:t>
       </w:r>
     </w:p>
     <w:p>
@@ -456,15 +449,24 @@
           <w:ilvl w:val="0"/>
           <w:numId w:val="3"/>
         </w:numPr>
-        <w:spacing w:after="0" w:afterAutospacing="0" w:before="0" w:beforeAutospacing="0" w:lineRule="auto"/>
-        <w:ind w:left="720" w:hanging="360"/>
-      </w:pPr>
-      <w:r>
-        <w:rPr>
-          <w:rFonts w:ascii="Arial Unicode MS" w:cs="Arial Unicode MS" w:eastAsia="Arial Unicode MS" w:hAnsi="Arial Unicode MS"/>
-          <w:rtl w:val="0"/>
-        </w:rPr>
-        <w:t xml:space="preserve">Store → Shelf</w:t>
+      </w:pPr>
+      <w:r>
+        <w:rPr>
+          <w:rFonts w:ascii="Arial Unicode MS" w:eastAsia="Arial Unicode MS" w:hAnsi="Arial Unicode MS" w:cs="Arial Unicode MS"/>
+        </w:rPr>
+        <w:t>Book</w:t>
+      </w:r>
+      <w:r>
+        <w:rPr>
+          <w:rFonts w:ascii="Arial Unicode MS" w:eastAsia="Arial Unicode MS" w:hAnsi="Arial Unicode MS" w:cs="Arial Unicode MS"/>
+        </w:rPr>
+        <w:t xml:space="preserve"> → </w:t>
+      </w:r>
+      <w:r>
+        <w:rPr>
+          <w:rFonts w:ascii="Arial Unicode MS" w:eastAsia="Arial Unicode MS" w:hAnsi="Arial Unicode MS" w:cs="Arial Unicode MS"/>
+        </w:rPr>
+        <w:t>Item</w:t>
       </w:r>
     </w:p>
     <w:p>
@@ -473,37 +475,65 @@
           <w:ilvl w:val="1"/>
           <w:numId w:val="3"/>
         </w:numPr>
-        <w:spacing w:after="240" w:before="0" w:beforeAutospacing="0" w:lineRule="auto"/>
-        <w:ind w:left="1440" w:hanging="360"/>
-        <w:rPr>
-          <w:u w:val="none"/>
-        </w:rPr>
-      </w:pPr>
-      <w:r>
-        <w:rPr>
-          <w:rtl w:val="0"/>
-        </w:rPr>
-        <w:t xml:space="preserve">1 to many</w:t>
-      </w:r>
-      <w:r>
-        <w:rPr>
-          <w:rtl w:val="0"/>
-        </w:rPr>
-      </w:r>
-    </w:p>
-    <w:p>
-      <w:pPr>
-        <w:rPr/>
-      </w:pPr>
+      </w:pPr>
+      <w:r>
+        <w:t>Many to Many</w:t>
+      </w:r>
+    </w:p>
+    <w:p>
+      <w:pPr>
+        <w:numPr>
+          <w:ilvl w:val="0"/>
+          <w:numId w:val="3"/>
+        </w:numPr>
+      </w:pPr>
+      <w:r>
+        <w:rPr>
+          <w:rFonts w:ascii="Arial Unicode MS" w:eastAsia="Arial Unicode MS" w:hAnsi="Arial Unicode MS" w:cs="Arial Unicode MS"/>
+        </w:rPr>
+        <w:t>Shelf</w:t>
+      </w:r>
+      <w:r>
+        <w:rPr>
+          <w:rFonts w:ascii="Arial Unicode MS" w:eastAsia="Arial Unicode MS" w:hAnsi="Arial Unicode MS" w:cs="Arial Unicode MS"/>
+        </w:rPr>
+        <w:t xml:space="preserve"> → Item</w:t>
+      </w:r>
+    </w:p>
+    <w:p>
+      <w:pPr>
+        <w:numPr>
+          <w:ilvl w:val="1"/>
+          <w:numId w:val="3"/>
+        </w:numPr>
+        <w:spacing w:after="240"/>
+      </w:pPr>
+      <w:r>
+        <w:t>Many to Many</w:t>
+      </w:r>
+    </w:p>
+    <w:p>
+      <w:pPr>
+        <w:spacing w:after="240"/>
+        <w:ind w:left="720"/>
+      </w:pPr>
+      <w:r>
+        <w:t>Item acts as a junction table for both Book and Shelf.</w:t>
+      </w:r>
+    </w:p>
+    <w:p>
+      <w:r>
+        <w:rPr>
+          <w:noProof/>
+        </w:rPr>
+      </w:r>
       <w:r>
         <w:pict>
-          <v:rect style="width:0.0pt;height:1.5pt" o:hr="t" o:hrstd="t" o:hralign="center" fillcolor="#A0A0A0" stroked="f"/>
+          <v:rect id="Horizontal Line 3" o:spid="_x0000_s1029" style="width:468pt;height:1.1pt;visibility:visible;mso-wrap-style:square;mso-left-percent:-10001;mso-top-percent:-10001;mso-position-horizontal:absolute;mso-position-horizontal-relative:char;mso-position-vertical:absolute;mso-position-vertical-relative:line;mso-left-percent:-10001;mso-top-percent:-10001;v-text-anchor:top" o:gfxdata="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" filled="f">
+            <o:lock v:ext="edit" rotation="t" aspectratio="t" verticies="t" text="t" shapetype="t"/>
+            <w10:anchorlock/>
+          </v:rect>
         </w:pict>
-      </w:r>
-      <w:r>
-        <w:rPr>
-          <w:rtl w:val="0"/>
-        </w:rPr>
       </w:r>
     </w:p>
     <w:p>
@@ -511,116 +541,103 @@
         <w:pStyle w:val="Heading3"/>
         <w:keepNext w:val="0"/>
         <w:keepLines w:val="0"/>
-        <w:spacing w:before="280" w:lineRule="auto"/>
-        <w:rPr>
-          <w:b w:val="1"/>
-          <w:bCs w:val="1"/>
+        <w:spacing w:before="280"/>
+        <w:rPr>
+          <w:b/>
+          <w:bCs/>
           <w:color w:val="000000"/>
           <w:sz w:val="26"/>
           <w:szCs w:val="26"/>
         </w:rPr>
       </w:pPr>
-      <w:bookmarkStart w:colFirst="0" w:colLast="0" w:name="_vfr8un1m20pd" w:id="4"/>
+      <w:bookmarkStart w:id="4" w:name="_vfr8un1m20pd" w:colFirst="0" w:colLast="0"/>
       <w:bookmarkEnd w:id="4"/>
       <w:r>
         <w:rPr>
-          <w:b w:val="1"/>
-          <w:bCs w:val="1"/>
+          <w:b/>
+          <w:bCs/>
           <w:color w:val="000000"/>
           <w:sz w:val="26"/>
           <w:szCs w:val="26"/>
-          <w:rtl w:val="0"/>
-        </w:rPr>
-        <w:t xml:space="preserve">3. Advanced Features</w:t>
-      </w:r>
-    </w:p>
-    <w:p>
-      <w:pPr>
-        <w:spacing w:after="240" w:before="240" w:lineRule="auto"/>
-        <w:rPr>
-          <w:b w:val="1"/>
-          <w:bCs w:val="1"/>
-        </w:rPr>
-      </w:pPr>
-      <w:r>
-        <w:rPr>
-          <w:b w:val="1"/>
-          <w:bCs w:val="1"/>
-          <w:rtl w:val="0"/>
-        </w:rPr>
-        <w:t xml:space="preserve">View</w:t>
-      </w:r>
-    </w:p>
-    <w:p>
-      <w:pPr>
-        <w:spacing w:after="240" w:before="240" w:lineRule="auto"/>
-        <w:rPr/>
-      </w:pPr>
-      <w:r>
-        <w:rPr>
-          <w:b w:val="1"/>
-          <w:bCs w:val="1"/>
-          <w:rtl w:val="0"/>
-        </w:rPr>
-        <w:t xml:space="preserve">v_available_books</w:t>
-      </w:r>
-      <w:r>
-        <w:rPr>
-          <w:rtl w:val="0"/>
-        </w:rPr>
+        </w:rPr>
+        <w:t>3. Advanced Features</w:t>
+      </w:r>
+    </w:p>
+    <w:p>
+      <w:pPr>
+        <w:spacing w:before="240" w:after="240"/>
+        <w:rPr>
+          <w:b/>
+          <w:bCs/>
+        </w:rPr>
+      </w:pPr>
+      <w:r>
+        <w:rPr>
+          <w:b/>
+          <w:bCs/>
+        </w:rPr>
+        <w:t>View</w:t>
+      </w:r>
+    </w:p>
+    <w:p>
+      <w:pPr>
+        <w:spacing w:before="240" w:after="240"/>
+      </w:pPr>
+      <w:r>
+        <w:rPr>
+          <w:b/>
+          <w:bCs/>
+        </w:rPr>
+        <w:t>v_available_books</w:t>
+      </w:r>
+      <w:r>
         <w:t xml:space="preserve"> A customer-facing view that displays all books currently available on shelves that have not been assigned to an order. It joins the Item, Book, and Shelf tables and filters for rows where order_id IS NULL and quantity is greater than zero. In the application, this view powers the customer browse screen, allowing users to see available inventory without exposing order or account data.</w:t>
       </w:r>
     </w:p>
     <w:p>
       <w:pPr>
-        <w:spacing w:after="240" w:before="240" w:lineRule="auto"/>
-        <w:rPr>
-          <w:b w:val="1"/>
-          <w:bCs w:val="1"/>
-        </w:rPr>
-      </w:pPr>
-      <w:r>
-        <w:rPr>
-          <w:b w:val="1"/>
-          <w:bCs w:val="1"/>
-          <w:rtl w:val="0"/>
-        </w:rPr>
-        <w:t xml:space="preserve">Trigger</w:t>
-      </w:r>
-    </w:p>
-    <w:p>
-      <w:pPr>
-        <w:spacing w:after="240" w:before="240" w:lineRule="auto"/>
-        <w:rPr/>
-      </w:pPr>
-      <w:r>
-        <w:rPr>
-          <w:b w:val="1"/>
-          <w:bCs w:val="1"/>
-          <w:rtl w:val="0"/>
-        </w:rPr>
-        <w:t xml:space="preserve">trg_check_quantity</w:t>
-      </w:r>
-      <w:r>
-        <w:rPr>
-          <w:rtl w:val="0"/>
-        </w:rPr>
+        <w:spacing w:before="240" w:after="240"/>
+        <w:rPr>
+          <w:b/>
+          <w:bCs/>
+        </w:rPr>
+      </w:pPr>
+      <w:r>
+        <w:rPr>
+          <w:b/>
+          <w:bCs/>
+        </w:rPr>
+        <w:t>Trigger</w:t>
+      </w:r>
+    </w:p>
+    <w:p>
+      <w:pPr>
+        <w:spacing w:before="240" w:after="240"/>
+      </w:pPr>
+      <w:r>
+        <w:rPr>
+          <w:b/>
+          <w:bCs/>
+        </w:rPr>
+        <w:t>trg_check_quantity</w:t>
+      </w:r>
+      <w:r>
         <w:t xml:space="preserve"> A BEFORE INSERT trigger on the Item table that prevents any item from being inserted with a quantity less than 1. If a quantity of zero or below is attempted, the trigger raises a SQLSTATE 45000 error with the message "Quantity must be at least 1." This enforces a business rule at the database level, independent of the application layer, ensuring data integrity even if the frontend validation is bypassed.</w:t>
       </w:r>
     </w:p>
     <w:p>
-      <w:pPr>
-        <w:rPr/>
-      </w:pPr>
+      <w:r>
+        <w:rPr>
+          <w:noProof/>
+        </w:rPr>
+      </w:r>
       <w:r>
         <w:pict>
-          <v:rect style="width:0.0pt;height:1.5pt" o:hr="t" o:hrstd="t" o:hralign="center" fillcolor="#A0A0A0" stroked="f"/>
+          <v:rect id="Horizontal Line 4" o:spid="_x0000_s1028" style="width:468pt;height:1.1pt;visibility:visible;mso-wrap-style:square;mso-left-percent:-10001;mso-top-percent:-10001;mso-position-horizontal:absolute;mso-position-horizontal-relative:char;mso-position-vertical:absolute;mso-position-vertical-relative:line;mso-left-percent:-10001;mso-top-percent:-10001;v-text-anchor:top" o:gfxdata="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" filled="f">
+            <o:lock v:ext="edit" rotation="t" aspectratio="t" verticies="t" text="t" shapetype="t"/>
+            <w10:anchorlock/>
+          </v:rect>
         </w:pict>
-      </w:r>
-      <w:r>
-        <w:rPr>
-          <w:rtl w:val="0"/>
-        </w:rPr>
       </w:r>
     </w:p>
     <w:p>
@@ -628,49 +645,43 @@
         <w:pStyle w:val="Heading3"/>
         <w:keepNext w:val="0"/>
         <w:keepLines w:val="0"/>
-        <w:spacing w:before="280" w:lineRule="auto"/>
-        <w:rPr>
-          <w:b w:val="1"/>
-          <w:bCs w:val="1"/>
+        <w:spacing w:before="280"/>
+        <w:rPr>
+          <w:b/>
+          <w:bCs/>
           <w:color w:val="000000"/>
           <w:sz w:val="26"/>
           <w:szCs w:val="26"/>
         </w:rPr>
       </w:pPr>
-      <w:bookmarkStart w:colFirst="0" w:colLast="0" w:name="_o83fiynyxrep" w:id="5"/>
+      <w:bookmarkStart w:id="5" w:name="_o83fiynyxrep" w:colFirst="0" w:colLast="0"/>
       <w:bookmarkEnd w:id="5"/>
       <w:r>
         <w:rPr>
-          <w:b w:val="1"/>
-          <w:bCs w:val="1"/>
+          <w:b/>
+          <w:bCs/>
           <w:color w:val="000000"/>
           <w:sz w:val="26"/>
           <w:szCs w:val="26"/>
-          <w:rtl w:val="0"/>
-        </w:rPr>
-        <w:t xml:space="preserve">4. Individual Contribution Statement</w:t>
-      </w:r>
-    </w:p>
-    <w:p>
-      <w:pPr>
-        <w:spacing w:after="240" w:before="240" w:lineRule="auto"/>
-        <w:rPr>
-          <w:b w:val="1"/>
-          <w:bCs w:val="1"/>
-        </w:rPr>
-      </w:pPr>
-      <w:r>
-        <w:rPr>
-          <w:b w:val="1"/>
-          <w:bCs w:val="1"/>
-          <w:rtl w:val="0"/>
-        </w:rPr>
-        <w:t xml:space="preserve">Anncarolyne Power</w:t>
-      </w:r>
-      <w:r>
-        <w:rPr>
-          <w:rtl w:val="0"/>
-        </w:rPr>
+        </w:rPr>
+        <w:lastRenderedPageBreak/>
+        <w:t>4. Individual Contribution Statement</w:t>
+      </w:r>
+    </w:p>
+    <w:p>
+      <w:pPr>
+        <w:spacing w:before="240" w:after="240"/>
+        <w:rPr>
+          <w:b/>
+          <w:bCs/>
+        </w:rPr>
+      </w:pPr>
+      <w:r>
+        <w:rPr>
+          <w:b/>
+          <w:bCs/>
+        </w:rPr>
+        <w:t>Anncarolyne Power</w:t>
       </w:r>
     </w:p>
     <w:p>
@@ -679,14 +690,10 @@
           <w:ilvl w:val="0"/>
           <w:numId w:val="4"/>
         </w:numPr>
-        <w:spacing w:after="0" w:afterAutospacing="0" w:before="240" w:lineRule="auto"/>
-        <w:ind w:left="720" w:hanging="360"/>
-      </w:pPr>
-      <w:r>
-        <w:rPr>
-          <w:rtl w:val="0"/>
-        </w:rPr>
-        <w:t xml:space="preserve">Tables worked on: Store, Account</w:t>
+        <w:spacing w:before="240"/>
+      </w:pPr>
+      <w:r>
+        <w:t>Tables worked on: Store, Account</w:t>
       </w:r>
     </w:p>
     <w:p>
@@ -695,17 +702,9 @@
           <w:ilvl w:val="1"/>
           <w:numId w:val="4"/>
         </w:numPr>
-        <w:spacing w:after="0" w:afterAutospacing="0" w:before="0" w:beforeAutospacing="0" w:lineRule="auto"/>
-        <w:ind w:left="1440" w:hanging="360"/>
-        <w:rPr>
-          <w:u w:val="none"/>
-        </w:rPr>
-      </w:pPr>
-      <w:r>
-        <w:rPr>
-          <w:rtl w:val="0"/>
-        </w:rPr>
-        <w:t xml:space="preserve">Relationships: Store has user, Account has shelves</w:t>
+      </w:pPr>
+      <w:r>
+        <w:t>Relationships: Store has user, Account has shelves</w:t>
       </w:r>
     </w:p>
     <w:p>
@@ -714,14 +713,9 @@
           <w:ilvl w:val="0"/>
           <w:numId w:val="4"/>
         </w:numPr>
-        <w:spacing w:after="0" w:afterAutospacing="0" w:before="0" w:beforeAutospacing="0" w:lineRule="auto"/>
-        <w:ind w:left="720" w:hanging="360"/>
-      </w:pPr>
-      <w:r>
-        <w:rPr>
-          <w:rtl w:val="0"/>
-        </w:rPr>
-        <w:t xml:space="preserve">Queries written: Queries involving the Store and Account tables</w:t>
+      </w:pPr>
+      <w:r>
+        <w:t>Queries written: Queries involving the Store and Account tables</w:t>
       </w:r>
     </w:p>
     <w:p>
@@ -730,31 +724,26 @@
           <w:ilvl w:val="0"/>
           <w:numId w:val="4"/>
         </w:numPr>
-        <w:spacing w:after="240" w:before="0" w:beforeAutospacing="0" w:lineRule="auto"/>
-        <w:ind w:left="720" w:hanging="360"/>
-      </w:pPr>
-      <w:r>
-        <w:rPr>
-          <w:rtl w:val="0"/>
-        </w:rPr>
-        <w:t xml:space="preserve">Backend features implemented: NA. I worked on the front end.</w:t>
-      </w:r>
-    </w:p>
-    <w:p>
-      <w:pPr>
-        <w:spacing w:after="240" w:before="240" w:lineRule="auto"/>
-        <w:rPr>
-          <w:b w:val="1"/>
-          <w:bCs w:val="1"/>
-        </w:rPr>
-      </w:pPr>
-      <w:r>
-        <w:rPr>
-          <w:b w:val="1"/>
-          <w:bCs w:val="1"/>
-          <w:rtl w:val="0"/>
-        </w:rPr>
-        <w:t xml:space="preserve">Alejandro</w:t>
+        <w:spacing w:after="240"/>
+      </w:pPr>
+      <w:r>
+        <w:t>Backend features implemented: NA. I worked on the front end.</w:t>
+      </w:r>
+    </w:p>
+    <w:p>
+      <w:pPr>
+        <w:spacing w:before="240" w:after="240"/>
+        <w:rPr>
+          <w:b/>
+          <w:bCs/>
+        </w:rPr>
+      </w:pPr>
+      <w:r>
+        <w:rPr>
+          <w:b/>
+          <w:bCs/>
+        </w:rPr>
+        <w:t>Alejandro</w:t>
       </w:r>
     </w:p>
     <w:p>
@@ -763,14 +752,10 @@
           <w:ilvl w:val="0"/>
           <w:numId w:val="2"/>
         </w:numPr>
-        <w:spacing w:after="0" w:afterAutospacing="0" w:before="240" w:lineRule="auto"/>
-        <w:ind w:left="720" w:hanging="360"/>
-      </w:pPr>
-      <w:r>
-        <w:rPr>
-          <w:rtl w:val="0"/>
-        </w:rPr>
-        <w:t xml:space="preserve">Tables worked on: User</w:t>
+        <w:spacing w:before="240"/>
+      </w:pPr>
+      <w:r>
+        <w:t>Tables worked on: User</w:t>
       </w:r>
     </w:p>
     <w:p>
@@ -779,17 +764,9 @@
           <w:ilvl w:val="1"/>
           <w:numId w:val="2"/>
         </w:numPr>
-        <w:spacing w:after="0" w:afterAutospacing="0" w:before="0" w:beforeAutospacing="0" w:lineRule="auto"/>
-        <w:ind w:left="1440" w:hanging="360"/>
-        <w:rPr>
-          <w:u w:val="none"/>
-        </w:rPr>
-      </w:pPr>
-      <w:r>
-        <w:rPr>
-          <w:rtl w:val="0"/>
-        </w:rPr>
-        <w:t xml:space="preserve">Relationships: User has account</w:t>
+      </w:pPr>
+      <w:r>
+        <w:t>Relationships: User has account</w:t>
       </w:r>
     </w:p>
     <w:p>
@@ -798,14 +775,9 @@
           <w:ilvl w:val="0"/>
           <w:numId w:val="2"/>
         </w:numPr>
-        <w:spacing w:after="0" w:afterAutospacing="0" w:before="0" w:beforeAutospacing="0" w:lineRule="auto"/>
-        <w:ind w:left="720" w:hanging="360"/>
-      </w:pPr>
-      <w:r>
-        <w:rPr>
-          <w:rtl w:val="0"/>
-        </w:rPr>
-        <w:t xml:space="preserve">Queries written: Queries involving the user table</w:t>
+      </w:pPr>
+      <w:r>
+        <w:t>Queries written: Queries involving the user table</w:t>
       </w:r>
     </w:p>
     <w:p>
@@ -814,31 +786,26 @@
           <w:ilvl w:val="0"/>
           <w:numId w:val="2"/>
         </w:numPr>
-        <w:spacing w:after="240" w:before="0" w:beforeAutospacing="0" w:lineRule="auto"/>
-        <w:ind w:left="720" w:hanging="360"/>
-      </w:pPr>
-      <w:r>
-        <w:rPr>
-          <w:rtl w:val="0"/>
-        </w:rPr>
-        <w:t xml:space="preserve">Backend features implemented: NA</w:t>
-      </w:r>
-    </w:p>
-    <w:p>
-      <w:pPr>
-        <w:spacing w:after="240" w:before="240" w:lineRule="auto"/>
-        <w:rPr>
-          <w:b w:val="1"/>
-          <w:bCs w:val="1"/>
-        </w:rPr>
-      </w:pPr>
-      <w:r>
-        <w:rPr>
-          <w:b w:val="1"/>
-          <w:bCs w:val="1"/>
-          <w:rtl w:val="0"/>
-        </w:rPr>
-        <w:t xml:space="preserve">Andrew</w:t>
+        <w:spacing w:after="240"/>
+      </w:pPr>
+      <w:r>
+        <w:t>Backend features implemented: NA</w:t>
+      </w:r>
+    </w:p>
+    <w:p>
+      <w:pPr>
+        <w:spacing w:before="240" w:after="240"/>
+        <w:rPr>
+          <w:b/>
+          <w:bCs/>
+        </w:rPr>
+      </w:pPr>
+      <w:r>
+        <w:rPr>
+          <w:b/>
+          <w:bCs/>
+        </w:rPr>
+        <w:t>Andrew</w:t>
       </w:r>
     </w:p>
     <w:p>
@@ -847,14 +814,10 @@
           <w:ilvl w:val="0"/>
           <w:numId w:val="5"/>
         </w:numPr>
-        <w:spacing w:after="0" w:afterAutospacing="0" w:before="240" w:lineRule="auto"/>
-        <w:ind w:left="720" w:hanging="360"/>
-      </w:pPr>
-      <w:r>
-        <w:rPr>
-          <w:rtl w:val="0"/>
-        </w:rPr>
-        <w:t xml:space="preserve">Tables worked on: Book, Shelf</w:t>
+        <w:spacing w:before="240"/>
+      </w:pPr>
+      <w:r>
+        <w:t>Tables worked on: Book, Shelf</w:t>
       </w:r>
     </w:p>
     <w:p>
@@ -863,17 +826,9 @@
           <w:ilvl w:val="1"/>
           <w:numId w:val="5"/>
         </w:numPr>
-        <w:spacing w:after="0" w:afterAutospacing="0" w:before="0" w:beforeAutospacing="0" w:lineRule="auto"/>
-        <w:ind w:left="1440" w:hanging="360"/>
-        <w:rPr>
-          <w:u w:val="none"/>
-        </w:rPr>
-      </w:pPr>
-      <w:r>
-        <w:rPr>
-          <w:rtl w:val="0"/>
-        </w:rPr>
-        <w:t xml:space="preserve">Relationships: Shelf has books, Book</w:t>
+      </w:pPr>
+      <w:r>
+        <w:t>Relationships: Shelf has books, Book</w:t>
       </w:r>
     </w:p>
     <w:p>
@@ -882,14 +837,9 @@
           <w:ilvl w:val="0"/>
           <w:numId w:val="5"/>
         </w:numPr>
-        <w:spacing w:after="0" w:afterAutospacing="0" w:before="0" w:beforeAutospacing="0" w:lineRule="auto"/>
-        <w:ind w:left="720" w:hanging="360"/>
-      </w:pPr>
-      <w:r>
-        <w:rPr>
-          <w:rtl w:val="0"/>
-        </w:rPr>
-        <w:t xml:space="preserve">Queries written: Queries involving book and shelf tables</w:t>
+      </w:pPr>
+      <w:r>
+        <w:t>Queries written: Queries involving book and shelf tables</w:t>
       </w:r>
     </w:p>
     <w:p>
@@ -898,31 +848,26 @@
           <w:ilvl w:val="0"/>
           <w:numId w:val="5"/>
         </w:numPr>
-        <w:spacing w:after="240" w:before="0" w:beforeAutospacing="0" w:lineRule="auto"/>
-        <w:ind w:left="720" w:hanging="360"/>
-      </w:pPr>
-      <w:r>
-        <w:rPr>
-          <w:rtl w:val="0"/>
-        </w:rPr>
-        <w:t xml:space="preserve">Backend features implemented: NA</w:t>
-      </w:r>
-    </w:p>
-    <w:p>
-      <w:pPr>
-        <w:spacing w:after="240" w:before="240" w:lineRule="auto"/>
-        <w:rPr>
-          <w:b w:val="1"/>
-          <w:bCs w:val="1"/>
-        </w:rPr>
-      </w:pPr>
-      <w:r>
-        <w:rPr>
-          <w:b w:val="1"/>
-          <w:bCs w:val="1"/>
-          <w:rtl w:val="0"/>
-        </w:rPr>
-        <w:t xml:space="preserve">Lenyn</w:t>
+        <w:spacing w:after="240"/>
+      </w:pPr>
+      <w:r>
+        <w:t>Backend features implemented: NA</w:t>
+      </w:r>
+    </w:p>
+    <w:p>
+      <w:pPr>
+        <w:spacing w:before="240" w:after="240"/>
+        <w:rPr>
+          <w:b/>
+          <w:bCs/>
+        </w:rPr>
+      </w:pPr>
+      <w:r>
+        <w:rPr>
+          <w:b/>
+          <w:bCs/>
+        </w:rPr>
+        <w:t>Lenyn</w:t>
       </w:r>
     </w:p>
     <w:p>
@@ -931,14 +876,10 @@
           <w:ilvl w:val="0"/>
           <w:numId w:val="5"/>
         </w:numPr>
-        <w:spacing w:after="0" w:afterAutospacing="0" w:before="240" w:lineRule="auto"/>
-        <w:ind w:left="720" w:hanging="360"/>
-      </w:pPr>
-      <w:r>
-        <w:rPr>
-          <w:rtl w:val="0"/>
-        </w:rPr>
-        <w:t xml:space="preserve">Tables worked on: Item</w:t>
+        <w:spacing w:before="240"/>
+      </w:pPr>
+      <w:r>
+        <w:t>Tables worked on: Item</w:t>
       </w:r>
     </w:p>
     <w:p>
@@ -947,17 +888,9 @@
           <w:ilvl w:val="1"/>
           <w:numId w:val="5"/>
         </w:numPr>
-        <w:spacing w:after="0" w:afterAutospacing="0" w:before="0" w:beforeAutospacing="0" w:lineRule="auto"/>
-        <w:ind w:left="1440" w:hanging="360"/>
-        <w:rPr>
-          <w:u w:val="none"/>
-        </w:rPr>
-      </w:pPr>
-      <w:r>
-        <w:rPr>
-          <w:rtl w:val="0"/>
-        </w:rPr>
-        <w:t xml:space="preserve">Relationships: Junction table</w:t>
+      </w:pPr>
+      <w:r>
+        <w:t>Relationships: Junction table</w:t>
       </w:r>
     </w:p>
     <w:p>
@@ -966,14 +899,12 @@
           <w:ilvl w:val="0"/>
           <w:numId w:val="5"/>
         </w:numPr>
-        <w:spacing w:after="0" w:afterAutospacing="0" w:before="0" w:beforeAutospacing="0" w:lineRule="auto"/>
-        <w:ind w:left="720" w:hanging="360"/>
-      </w:pPr>
-      <w:r>
-        <w:rPr>
-          <w:rtl w:val="0"/>
-        </w:rPr>
-        <w:t xml:space="preserve">Queries written: Queries involving the item table and the junction table</w:t>
+      </w:pPr>
+      <w:r>
+        <w:t>Queries written: Queries involving the item table and the junction table</w:t>
+      </w:r>
+      <w:r>
+        <w:t>; contraints_test and data.</w:t>
       </w:r>
     </w:p>
     <w:p>
@@ -982,29 +913,37 @@
           <w:ilvl w:val="0"/>
           <w:numId w:val="5"/>
         </w:numPr>
-        <w:spacing w:after="240" w:before="0" w:beforeAutospacing="0" w:lineRule="auto"/>
-        <w:ind w:left="720" w:hanging="360"/>
-      </w:pPr>
-      <w:r>
-        <w:rPr>
-          <w:rtl w:val="0"/>
-        </w:rPr>
-        <w:t xml:space="preserve">Backend features implemented: v_available_books, trg_check_quantity</w:t>
-      </w:r>
-    </w:p>
-    <w:p>
-      <w:pPr>
-        <w:rPr/>
-      </w:pPr>
+        <w:spacing w:after="240"/>
+      </w:pPr>
+      <w:r>
+        <w:t xml:space="preserve">Backend features implemented: </w:t>
+      </w:r>
+      <w:r>
+        <w:t xml:space="preserve">config, </w:t>
+      </w:r>
+      <w:r>
+        <w:t xml:space="preserve">v_available_books, </w:t>
+      </w:r>
+      <w:r>
+        <w:t>and t</w:t>
+      </w:r>
+      <w:r>
+        <w:t>rg_check_quantity</w:t>
+      </w:r>
+    </w:p>
+    <w:p>
+      <w:r>
+        <w:rPr>
+          <w:noProof/>
+        </w:rPr>
+      </w:r>
       <w:r>
         <w:pict>
-          <v:rect style="width:0.0pt;height:1.5pt" o:hr="t" o:hrstd="t" o:hralign="center" fillcolor="#A0A0A0" stroked="f"/>
+          <v:rect id="Horizontal Line 5" o:spid="_x0000_s1027" style="width:468pt;height:1.1pt;visibility:visible;mso-wrap-style:square;mso-left-percent:-10001;mso-top-percent:-10001;mso-position-horizontal:absolute;mso-position-horizontal-relative:char;mso-position-vertical:absolute;mso-position-vertical-relative:line;mso-left-percent:-10001;mso-top-percent:-10001;v-text-anchor:top" o:gfxdata="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" filled="f">
+            <o:lock v:ext="edit" rotation="t" aspectratio="t" verticies="t" text="t" shapetype="t"/>
+            <w10:anchorlock/>
+          </v:rect>
         </w:pict>
-      </w:r>
-      <w:r>
-        <w:rPr>
-          <w:rtl w:val="0"/>
-        </w:rPr>
       </w:r>
     </w:p>
     <w:p>
@@ -1012,27 +951,26 @@
         <w:pStyle w:val="Heading3"/>
         <w:keepNext w:val="0"/>
         <w:keepLines w:val="0"/>
-        <w:spacing w:before="280" w:lineRule="auto"/>
-        <w:rPr>
-          <w:b w:val="1"/>
-          <w:bCs w:val="1"/>
+        <w:spacing w:before="280"/>
+        <w:rPr>
+          <w:b/>
+          <w:bCs/>
           <w:color w:val="000000"/>
           <w:sz w:val="26"/>
           <w:szCs w:val="26"/>
         </w:rPr>
       </w:pPr>
-      <w:bookmarkStart w:colFirst="0" w:colLast="0" w:name="_7cyh3jrkzm8z" w:id="6"/>
+      <w:bookmarkStart w:id="6" w:name="_7cyh3jrkzm8z" w:colFirst="0" w:colLast="0"/>
       <w:bookmarkEnd w:id="6"/>
       <w:r>
         <w:rPr>
-          <w:b w:val="1"/>
-          <w:bCs w:val="1"/>
+          <w:b/>
+          <w:bCs/>
           <w:color w:val="000000"/>
           <w:sz w:val="26"/>
           <w:szCs w:val="26"/>
-          <w:rtl w:val="0"/>
-        </w:rPr>
-        <w:t xml:space="preserve">5. AI Disclosure</w:t>
+        </w:rPr>
+        <w:t>5. AI Disclosure</w:t>
       </w:r>
     </w:p>
     <w:p>
@@ -1041,17 +979,16 @@
           <w:ilvl w:val="0"/>
           <w:numId w:val="1"/>
         </w:numPr>
-        <w:shd w:fill="ffffff" w:val="clear"/>
-        <w:ind w:left="1100" w:hanging="360"/>
+        <w:shd w:val="clear" w:color="auto" w:fill="FFFFFF"/>
+        <w:ind w:left="1100"/>
       </w:pPr>
       <w:r>
         <w:rPr>
           <w:color w:val="273540"/>
           <w:sz w:val="24"/>
           <w:szCs w:val="24"/>
-          <w:rtl w:val="0"/>
-        </w:rPr>
-        <w:t xml:space="preserve">Tool(s) used</w:t>
+        </w:rPr>
+        <w:t>Tool(s) used</w:t>
       </w:r>
     </w:p>
     <w:p>
@@ -1060,13 +997,11 @@
           <w:ilvl w:val="1"/>
           <w:numId w:val="1"/>
         </w:numPr>
-        <w:shd w:fill="ffffff" w:val="clear"/>
-        <w:ind w:left="1440" w:hanging="360"/>
+        <w:shd w:val="clear" w:color="auto" w:fill="FFFFFF"/>
         <w:rPr>
           <w:color w:val="273540"/>
           <w:sz w:val="24"/>
           <w:szCs w:val="24"/>
-          <w:u w:val="none"/>
         </w:rPr>
       </w:pPr>
       <w:r>
@@ -1074,9 +1009,8 @@
           <w:color w:val="273540"/>
           <w:sz w:val="24"/>
           <w:szCs w:val="24"/>
-          <w:rtl w:val="0"/>
-        </w:rPr>
-        <w:t xml:space="preserve">Claude</w:t>
+        </w:rPr>
+        <w:t>Claude</w:t>
       </w:r>
     </w:p>
     <w:p>
@@ -1085,51 +1019,49 @@
           <w:ilvl w:val="0"/>
           <w:numId w:val="1"/>
         </w:numPr>
-        <w:shd w:fill="ffffff" w:val="clear"/>
-        <w:ind w:left="1100" w:hanging="360"/>
+        <w:shd w:val="clear" w:color="auto" w:fill="FFFFFF"/>
+        <w:ind w:left="1100"/>
       </w:pPr>
       <w:r>
         <w:rPr>
           <w:color w:val="273540"/>
           <w:sz w:val="24"/>
           <w:szCs w:val="24"/>
-          <w:rtl w:val="0"/>
-        </w:rPr>
-        <w:t xml:space="preserve">Front-end file names only</w:t>
-      </w:r>
-      <w:r>
-        <w:rPr>
-          <w:rtl w:val="0"/>
-        </w:rPr>
-      </w:r>
-    </w:p>
-    <w:p>
-      <w:pPr>
-        <w:rPr/>
-      </w:pPr>
+        </w:rPr>
+        <w:t>Front-end file names only</w:t>
+      </w:r>
+    </w:p>
+    <w:p>
+      <w:r>
+        <w:rPr>
+          <w:noProof/>
+        </w:rPr>
+      </w:r>
       <w:r>
         <w:pict>
-          <v:rect style="width:0.0pt;height:1.5pt" o:hr="t" o:hrstd="t" o:hralign="center" fillcolor="#A0A0A0" stroked="f"/>
+          <v:rect id="Horizontal Line 6" o:spid="_x0000_s1026" style="width:468pt;height:1.1pt;visibility:visible;mso-wrap-style:square;mso-left-percent:-10001;mso-top-percent:-10001;mso-position-horizontal:absolute;mso-position-horizontal-relative:char;mso-position-vertical:absolute;mso-position-vertical-relative:line;mso-left-percent:-10001;mso-top-percent:-10001;v-text-anchor:top" o:gfxdata="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" filled="f">
+            <o:lock v:ext="edit" rotation="t" aspectratio="t" verticies="t" text="t" shapetype="t"/>
+            <w10:anchorlock/>
+          </v:rect>
         </w:pict>
       </w:r>
-      <w:r>
-        <w:rPr>
-          <w:rtl w:val="0"/>
-        </w:rPr>
-      </w:r>
     </w:p>
     <w:sectPr>
-      <w:pgSz w:h="15840" w:w="12240" w:orient="portrait"/>
-      <w:pgMar w:bottom="1440" w:top="1440" w:left="1440" w:right="1440" w:header="720" w:footer="720"/>
+      <w:pgSz w:w="12240" w:h="15840"/>
+      <w:pgMar w:top="1440" w:right="1440" w:bottom="1440" w:left="1440" w:header="720" w:footer="720" w:gutter="0"/>
       <w:pgNumType w:start="1"/>
+      <w:cols w:space="720"/>
     </w:sectPr>
   </w:body>
 </w:document>
 </file>
 
 <file path=word/numbering.xml><?xml version="1.0" encoding="utf-8"?>
-<w:numbering xmlns:mc="http://schemas.openxmlformats.org/markup-compatibility/2006" xmlns:o="urn:schemas-microsoft-com:office:office" xmlns:r="http://schemas.openxmlformats.org/officeDocument/2006/relationships" xmlns:m="http://schemas.openxmlformats.org/officeDocument/2006/math" xmlns:v="urn:schemas-microsoft-com:vml" xmlns:wp="http://schemas.openxmlformats.org/drawingml/2006/wordprocessingDrawing" xmlns:w10="urn:schemas-microsoft-com:office:word" xmlns:w="http://schemas.openxmlformats.org/wordprocessingml/2006/main" xmlns:wne="http://schemas.microsoft.com/office/word/2006/wordml" xmlns:sl="http://schemas.openxmlformats.org/schemaLibrary/2006/main" xmlns:a="http://schemas.openxmlformats.org/drawingml/2006/main" xmlns:pic="http://schemas.openxmlformats.org/drawingml/2006/picture" xmlns:c="http://schemas.openxmlformats.org/drawingml/2006/chart" xmlns:lc="http://schemas.openxmlformats.org/drawingml/2006/lockedCanvas" xmlns:dgm="http://schemas.openxmlformats.org/drawingml/2006/diagram" xmlns:wps="http://schemas.microsoft.com/office/word/2010/wordprocessingShape" xmlns:wpg="http://schemas.microsoft.com/office/word/2010/wordprocessingGroup" xmlns:w14="http://schemas.microsoft.com/office/word/2010/wordml" xmlns:w15="http://schemas.microsoft.com/office/word/2012/wordml" xmlns:w16="http://schemas.microsoft.com/office/word/2018/wordml" xmlns:w16cex="http://schemas.microsoft.com/office/word/2018/wordml/cex" xmlns:w16cid="http://schemas.microsoft.com/office/word/2016/wordml/cid" xmlns="http://schemas.microsoft.com/office/tasks/2019/documenttasks" xmlns:cr="http://schemas.microsoft.com/office/comments/2020/reactions">
-  <w:abstractNum w:abstractNumId="1">
+<w:numbering xmlns:wpc="http://schemas.microsoft.com/office/word/2010/wordprocessingCanvas" xmlns:cx="http://schemas.microsoft.com/office/drawing/2014/chartex" xmlns:cx1="http://schemas.microsoft.com/office/drawing/2015/9/8/chartex" xmlns:cx2="http://schemas.microsoft.com/office/drawing/2015/10/21/chartex" xmlns:cx3="http://schemas.microsoft.com/office/drawing/2016/5/9/chartex" xmlns:cx4="http://schemas.microsoft.com/office/drawing/2016/5/10/chartex" xmlns:cx5="http://schemas.microsoft.com/office/drawing/2016/5/11/chartex" xmlns:cx6="http://schemas.microsoft.com/office/drawing/2016/5/12/chartex" xmlns:cx7="http://schemas.microsoft.com/office/drawing/2016/5/13/chartex" xmlns:cx8="http://schemas.microsoft.com/office/drawing/2016/5/14/chartex" xmlns:mc="http://schemas.openxmlformats.org/markup-compatibility/2006" xmlns:aink="http://schemas.microsoft.com/office/drawing/2016/ink" xmlns:am3d="http://schemas.microsoft.com/office/drawing/2017/model3d" xmlns:o="urn:schemas-microsoft-com:office:office" xmlns:oel="http://schemas.microsoft.com/office/2019/extlst" xmlns:r="http://schemas.openxmlformats.org/officeDocument/2006/relationships" xmlns:m="http://schemas.openxmlformats.org/officeDocument/2006/math" xmlns:v="urn:schemas-microsoft-com:vml" xmlns:wp14="http://schemas.microsoft.com/office/word/2010/wordprocessingDrawing" xmlns:wp="http://schemas.openxmlformats.org/drawingml/2006/wordprocessingDrawing" xmlns:w10="urn:schemas-microsoft-com:office:word" xmlns:w="http://schemas.openxmlformats.org/wordprocessingml/2006/main" xmlns:w14="http://schemas.microsoft.com/office/word/2010/wordml" xmlns:w15="http://schemas.microsoft.com/office/word/2012/wordml" xmlns:w16cex="http://schemas.microsoft.com/office/word/2018/wordml/cex" xmlns:w16cid="http://schemas.microsoft.com/office/word/2016/wordml/cid" xmlns:w16="http://schemas.microsoft.com/office/word/2018/wordml" xmlns:w16du="http://schemas.microsoft.com/office/word/2023/wordml/word16du" xmlns:w16sdtdh="http://schemas.microsoft.com/office/word/2020/wordml/sdtdatahash" xmlns:w16sdtfl="http://schemas.microsoft.com/office/word/2024/wordml/sdtformatlock" xmlns:w16se="http://schemas.microsoft.com/office/word/2015/wordml/symex" xmlns:wpg="http://schemas.microsoft.com/office/word/2010/wordprocessingGroup" xmlns:wpi="http://schemas.microsoft.com/office/word/2010/wordprocessingInk" xmlns:wne="http://schemas.microsoft.com/office/word/2006/wordml" xmlns:wps="http://schemas.microsoft.com/office/word/2010/wordprocessingShape" mc:Ignorable="w14 w15 w16se w16cid w16 w16cex w16sdtdh w16sdtfl w16du wp14">
+  <w:abstractNum w:abstractNumId="0" w15:restartNumberingAfterBreak="0">
+    <w:nsid w:val="08C4751A"/>
+    <w:multiLevelType w:val="multilevel"/>
+    <w:tmpl w:val="36C20488"/>
     <w:lvl w:ilvl="0">
       <w:start w:val="1"/>
       <w:numFmt w:val="bullet"/>
@@ -1139,7 +1071,7 @@
         <w:ind w:left="720" w:hanging="360"/>
       </w:pPr>
       <w:rPr>
-        <w:rFonts w:ascii="Arial" w:cs="Arial" w:eastAsia="Arial" w:hAnsi="Arial"/>
+        <w:rFonts w:ascii="Arial" w:eastAsia="Arial" w:hAnsi="Arial" w:cs="Arial"/>
         <w:color w:val="273540"/>
         <w:sz w:val="24"/>
         <w:szCs w:val="24"/>
@@ -1243,7 +1175,10 @@
       </w:rPr>
     </w:lvl>
   </w:abstractNum>
-  <w:abstractNum w:abstractNumId="2">
+  <w:abstractNum w:abstractNumId="1" w15:restartNumberingAfterBreak="0">
+    <w:nsid w:val="09CB5453"/>
+    <w:multiLevelType w:val="multilevel"/>
+    <w:tmpl w:val="70808168"/>
     <w:lvl w:ilvl="0">
       <w:start w:val="1"/>
       <w:numFmt w:val="bullet"/>
@@ -1353,7 +1288,10 @@
       </w:rPr>
     </w:lvl>
   </w:abstractNum>
-  <w:abstractNum w:abstractNumId="3">
+  <w:abstractNum w:abstractNumId="2" w15:restartNumberingAfterBreak="0">
+    <w:nsid w:val="0DB212BE"/>
+    <w:multiLevelType w:val="multilevel"/>
+    <w:tmpl w:val="511E68C8"/>
     <w:lvl w:ilvl="0">
       <w:start w:val="1"/>
       <w:numFmt w:val="bullet"/>
@@ -1463,7 +1401,10 @@
       </w:rPr>
     </w:lvl>
   </w:abstractNum>
-  <w:abstractNum w:abstractNumId="4">
+  <w:abstractNum w:abstractNumId="3" w15:restartNumberingAfterBreak="0">
+    <w:nsid w:val="2F016A47"/>
+    <w:multiLevelType w:val="multilevel"/>
+    <w:tmpl w:val="05B2ED1A"/>
     <w:lvl w:ilvl="0">
       <w:start w:val="1"/>
       <w:numFmt w:val="bullet"/>
@@ -1573,7 +1514,10 @@
       </w:rPr>
     </w:lvl>
   </w:abstractNum>
-  <w:abstractNum w:abstractNumId="5">
+  <w:abstractNum w:abstractNumId="4" w15:restartNumberingAfterBreak="0">
+    <w:nsid w:val="4C1F190C"/>
+    <w:multiLevelType w:val="multilevel"/>
+    <w:tmpl w:val="22488C80"/>
     <w:lvl w:ilvl="0">
       <w:start w:val="1"/>
       <w:numFmt w:val="bullet"/>
@@ -1683,33 +1627,33 @@
       </w:rPr>
     </w:lvl>
   </w:abstractNum>
-  <w:num w:numId="1">
+  <w:num w:numId="1" w16cid:durableId="1114250756">
+    <w:abstractNumId w:val="0"/>
+  </w:num>
+  <w:num w:numId="2" w16cid:durableId="1452238126">
+    <w:abstractNumId w:val="2"/>
+  </w:num>
+  <w:num w:numId="3" w16cid:durableId="663510630">
+    <w:abstractNumId w:val="3"/>
+  </w:num>
+  <w:num w:numId="4" w16cid:durableId="451706291">
     <w:abstractNumId w:val="1"/>
   </w:num>
-  <w:num w:numId="2">
-    <w:abstractNumId w:val="2"/>
-  </w:num>
-  <w:num w:numId="3">
-    <w:abstractNumId w:val="3"/>
-  </w:num>
-  <w:num w:numId="4">
+  <w:num w:numId="5" w16cid:durableId="740637757">
     <w:abstractNumId w:val="4"/>
-  </w:num>
-  <w:num w:numId="5">
-    <w:abstractNumId w:val="5"/>
   </w:num>
 </w:numbering>
 </file>
 
 <file path=word/styles.xml><?xml version="1.0" encoding="utf-8"?>
-<w:styles xmlns:mc="http://schemas.openxmlformats.org/markup-compatibility/2006" xmlns:o="urn:schemas-microsoft-com:office:office" xmlns:r="http://schemas.openxmlformats.org/officeDocument/2006/relationships" xmlns:m="http://schemas.openxmlformats.org/officeDocument/2006/math" xmlns:v="urn:schemas-microsoft-com:vml" xmlns:wp="http://schemas.openxmlformats.org/drawingml/2006/wordprocessingDrawing" xmlns:w10="urn:schemas-microsoft-com:office:word" xmlns:w="http://schemas.openxmlformats.org/wordprocessingml/2006/main" xmlns:wne="http://schemas.microsoft.com/office/word/2006/wordml" xmlns:sl="http://schemas.openxmlformats.org/schemaLibrary/2006/main" xmlns:a="http://schemas.openxmlformats.org/drawingml/2006/main" xmlns:pic="http://schemas.openxmlformats.org/drawingml/2006/picture" xmlns:c="http://schemas.openxmlformats.org/drawingml/2006/chart" xmlns:lc="http://schemas.openxmlformats.org/drawingml/2006/lockedCanvas" xmlns:dgm="http://schemas.openxmlformats.org/drawingml/2006/diagram" xmlns:wps="http://schemas.microsoft.com/office/word/2010/wordprocessingShape" xmlns:wpg="http://schemas.microsoft.com/office/word/2010/wordprocessingGroup" xmlns:w14="http://schemas.microsoft.com/office/word/2010/wordml" xmlns:w15="http://schemas.microsoft.com/office/word/2012/wordml" xmlns:w16="http://schemas.microsoft.com/office/word/2018/wordml" xmlns:w16cex="http://schemas.microsoft.com/office/word/2018/wordml/cex" xmlns:w16cid="http://schemas.microsoft.com/office/word/2016/wordml/cid" xmlns="http://schemas.microsoft.com/office/tasks/2019/documenttasks" xmlns:cr="http://schemas.microsoft.com/office/comments/2020/reactions">
+<w:styles xmlns:mc="http://schemas.openxmlformats.org/markup-compatibility/2006" xmlns:r="http://schemas.openxmlformats.org/officeDocument/2006/relationships" xmlns:w="http://schemas.openxmlformats.org/wordprocessingml/2006/main" xmlns:w14="http://schemas.microsoft.com/office/word/2010/wordml" xmlns:w15="http://schemas.microsoft.com/office/word/2012/wordml" xmlns:w16cex="http://schemas.microsoft.com/office/word/2018/wordml/cex" xmlns:w16cid="http://schemas.microsoft.com/office/word/2016/wordml/cid" xmlns:w16="http://schemas.microsoft.com/office/word/2018/wordml" xmlns:w16du="http://schemas.microsoft.com/office/word/2023/wordml/word16du" xmlns:w16sdtdh="http://schemas.microsoft.com/office/word/2020/wordml/sdtdatahash" xmlns:w16sdtfl="http://schemas.microsoft.com/office/word/2024/wordml/sdtformatlock" xmlns:w16se="http://schemas.microsoft.com/office/word/2015/wordml/symex" mc:Ignorable="w14 w15 w16se w16cid w16 w16cex w16sdtdh w16sdtfl w16du">
   <w:docDefaults>
     <w:rPrDefault>
       <w:rPr>
-        <w:rFonts w:ascii="Arial" w:cs="Arial" w:eastAsia="Arial" w:hAnsi="Arial"/>
+        <w:rFonts w:ascii="Arial" w:eastAsia="Arial" w:hAnsi="Arial" w:cs="Arial"/>
         <w:sz w:val="22"/>
         <w:szCs w:val="22"/>
-        <w:lang w:val="en"/>
+        <w:lang w:val="en" w:eastAsia="en-US" w:bidi="ar-SA"/>
       </w:rPr>
     </w:rPrDefault>
     <w:pPrDefault>
@@ -1718,29 +1662,399 @@
       </w:pPr>
     </w:pPrDefault>
   </w:docDefaults>
-  <w:style w:type="table" w:styleId="TableNormal" w:default="1">
-    <w:name w:val="TableNormal"/>
-    <w:tblPr>
-      <w:tblCellMar>
-        <w:top w:w="100.0" w:type="dxa"/>
-        <w:left w:w="100.0" w:type="dxa"/>
-        <w:bottom w:w="100.0" w:type="dxa"/>
-        <w:right w:w="100.0" w:type="dxa"/>
-      </w:tblCellMar>
-    </w:tblPr>
-  </w:style>
-  <w:style w:type="paragraph" w:styleId="Normal" w:default="1">
-    <w:name w:val="normal"/>
+  <w:latentStyles w:defLockedState="0" w:defUIPriority="99" w:defSemiHidden="0" w:defUnhideWhenUsed="0" w:defQFormat="0" w:count="376">
+    <w:lsdException w:name="Normal" w:uiPriority="0" w:qFormat="1"/>
+    <w:lsdException w:name="heading 1" w:uiPriority="9" w:qFormat="1"/>
+    <w:lsdException w:name="heading 2" w:semiHidden="1" w:uiPriority="9" w:unhideWhenUsed="1" w:qFormat="1"/>
+    <w:lsdException w:name="heading 3" w:semiHidden="1" w:uiPriority="9" w:unhideWhenUsed="1" w:qFormat="1"/>
+    <w:lsdException w:name="heading 4" w:semiHidden="1" w:uiPriority="9" w:unhideWhenUsed="1" w:qFormat="1"/>
+    <w:lsdException w:name="heading 5" w:semiHidden="1" w:uiPriority="9" w:unhideWhenUsed="1" w:qFormat="1"/>
+    <w:lsdException w:name="heading 6" w:semiHidden="1" w:uiPriority="9" w:unhideWhenUsed="1" w:qFormat="1"/>
+    <w:lsdException w:name="heading 7" w:semiHidden="1" w:uiPriority="9" w:unhideWhenUsed="1" w:qFormat="1"/>
+    <w:lsdException w:name="heading 8" w:semiHidden="1" w:uiPriority="9" w:unhideWhenUsed="1" w:qFormat="1"/>
+    <w:lsdException w:name="heading 9" w:semiHidden="1" w:uiPriority="9" w:unhideWhenUsed="1" w:qFormat="1"/>
+    <w:lsdException w:name="index 1" w:semiHidden="1" w:unhideWhenUsed="1"/>
+    <w:lsdException w:name="index 2" w:semiHidden="1" w:unhideWhenUsed="1"/>
+    <w:lsdException w:name="index 3" w:semiHidden="1" w:unhideWhenUsed="1"/>
+    <w:lsdException w:name="index 4" w:semiHidden="1" w:unhideWhenUsed="1"/>
+    <w:lsdException w:name="index 5" w:semiHidden="1" w:unhideWhenUsed="1"/>
+    <w:lsdException w:name="index 6" w:semiHidden="1" w:unhideWhenUsed="1"/>
+    <w:lsdException w:name="index 7" w:semiHidden="1" w:unhideWhenUsed="1"/>
+    <w:lsdException w:name="index 8" w:semiHidden="1" w:unhideWhenUsed="1"/>
+    <w:lsdException w:name="index 9" w:semiHidden="1" w:unhideWhenUsed="1"/>
+    <w:lsdException w:name="toc 1" w:semiHidden="1" w:uiPriority="39" w:unhideWhenUsed="1"/>
+    <w:lsdException w:name="toc 2" w:semiHidden="1" w:uiPriority="39" w:unhideWhenUsed="1"/>
+    <w:lsdException w:name="toc 3" w:semiHidden="1" w:uiPriority="39" w:unhideWhenUsed="1"/>
+    <w:lsdException w:name="toc 4" w:semiHidden="1" w:uiPriority="39" w:unhideWhenUsed="1"/>
+    <w:lsdException w:name="toc 5" w:semiHidden="1" w:uiPriority="39" w:unhideWhenUsed="1"/>
+    <w:lsdException w:name="toc 6" w:semiHidden="1" w:uiPriority="39" w:unhideWhenUsed="1"/>
+    <w:lsdException w:name="toc 7" w:semiHidden="1" w:uiPriority="39" w:unhideWhenUsed="1"/>
+    <w:lsdException w:name="toc 8" w:semiHidden="1" w:uiPriority="39" w:unhideWhenUsed="1"/>
+    <w:lsdException w:name="toc 9" w:semiHidden="1" w:uiPriority="39" w:unhideWhenUsed="1"/>
+    <w:lsdException w:name="Normal Indent" w:semiHidden="1" w:unhideWhenUsed="1"/>
+    <w:lsdException w:name="footnote text" w:semiHidden="1" w:unhideWhenUsed="1"/>
+    <w:lsdException w:name="annotation text" w:semiHidden="1" w:unhideWhenUsed="1"/>
+    <w:lsdException w:name="header" w:semiHidden="1" w:unhideWhenUsed="1"/>
+    <w:lsdException w:name="footer" w:semiHidden="1" w:unhideWhenUsed="1"/>
+    <w:lsdException w:name="index heading" w:semiHidden="1" w:unhideWhenUsed="1"/>
+    <w:lsdException w:name="caption" w:semiHidden="1" w:uiPriority="35" w:unhideWhenUsed="1" w:qFormat="1"/>
+    <w:lsdException w:name="table of figures" w:semiHidden="1" w:unhideWhenUsed="1"/>
+    <w:lsdException w:name="envelope address" w:semiHidden="1" w:unhideWhenUsed="1"/>
+    <w:lsdException w:name="envelope return" w:semiHidden="1" w:unhideWhenUsed="1"/>
+    <w:lsdException w:name="footnote reference" w:semiHidden="1" w:unhideWhenUsed="1"/>
+    <w:lsdException w:name="annotation reference" w:semiHidden="1" w:unhideWhenUsed="1"/>
+    <w:lsdException w:name="line number" w:semiHidden="1" w:unhideWhenUsed="1"/>
+    <w:lsdException w:name="page number" w:semiHidden="1" w:unhideWhenUsed="1"/>
+    <w:lsdException w:name="endnote reference" w:semiHidden="1" w:unhideWhenUsed="1"/>
+    <w:lsdException w:name="endnote text" w:semiHidden="1" w:unhideWhenUsed="1"/>
+    <w:lsdException w:name="table of authorities" w:semiHidden="1" w:unhideWhenUsed="1"/>
+    <w:lsdException w:name="macro" w:semiHidden="1" w:unhideWhenUsed="1"/>
+    <w:lsdException w:name="toa heading" w:semiHidden="1" w:unhideWhenUsed="1"/>
+    <w:lsdException w:name="List" w:semiHidden="1" w:unhideWhenUsed="1"/>
+    <w:lsdException w:name="List Bullet" w:semiHidden="1" w:unhideWhenUsed="1"/>
+    <w:lsdException w:name="List Number" w:semiHidden="1" w:unhideWhenUsed="1"/>
+    <w:lsdException w:name="List 2" w:semiHidden="1" w:unhideWhenUsed="1"/>
+    <w:lsdException w:name="List 3" w:semiHidden="1" w:unhideWhenUsed="1"/>
+    <w:lsdException w:name="List 4" w:semiHidden="1" w:unhideWhenUsed="1"/>
+    <w:lsdException w:name="List 5" w:semiHidden="1" w:unhideWhenUsed="1"/>
+    <w:lsdException w:name="List Bullet 2" w:semiHidden="1" w:unhideWhenUsed="1"/>
+    <w:lsdException w:name="List Bullet 3" w:semiHidden="1" w:unhideWhenUsed="1"/>
+    <w:lsdException w:name="List Bullet 4" w:semiHidden="1" w:unhideWhenUsed="1"/>
+    <w:lsdException w:name="List Bullet 5" w:semiHidden="1" w:unhideWhenUsed="1"/>
+    <w:lsdException w:name="List Number 2" w:semiHidden="1" w:unhideWhenUsed="1"/>
+    <w:lsdException w:name="List Number 3" w:semiHidden="1" w:unhideWhenUsed="1"/>
+    <w:lsdException w:name="List Number 4" w:semiHidden="1" w:unhideWhenUsed="1"/>
+    <w:lsdException w:name="List Number 5" w:semiHidden="1" w:unhideWhenUsed="1"/>
+    <w:lsdException w:name="Title" w:uiPriority="10" w:qFormat="1"/>
+    <w:lsdException w:name="Closing" w:semiHidden="1" w:unhideWhenUsed="1"/>
+    <w:lsdException w:name="Signature" w:semiHidden="1" w:unhideWhenUsed="1"/>
+    <w:lsdException w:name="Default Paragraph Font" w:semiHidden="1" w:uiPriority="1" w:unhideWhenUsed="1"/>
+    <w:lsdException w:name="Body Text" w:semiHidden="1" w:unhideWhenUsed="1"/>
+    <w:lsdException w:name="Body Text Indent" w:semiHidden="1" w:unhideWhenUsed="1"/>
+    <w:lsdException w:name="List Continue" w:semiHidden="1" w:unhideWhenUsed="1"/>
+    <w:lsdException w:name="List Continue 2" w:semiHidden="1" w:unhideWhenUsed="1"/>
+    <w:lsdException w:name="List Continue 3" w:semiHidden="1" w:unhideWhenUsed="1"/>
+    <w:lsdException w:name="List Continue 4" w:semiHidden="1" w:unhideWhenUsed="1"/>
+    <w:lsdException w:name="List Continue 5" w:semiHidden="1" w:unhideWhenUsed="1"/>
+    <w:lsdException w:name="Message Header" w:semiHidden="1" w:unhideWhenUsed="1"/>
+    <w:lsdException w:name="Subtitle" w:uiPriority="11" w:qFormat="1"/>
+    <w:lsdException w:name="Salutation" w:semiHidden="1" w:unhideWhenUsed="1"/>
+    <w:lsdException w:name="Date" w:semiHidden="1" w:unhideWhenUsed="1"/>
+    <w:lsdException w:name="Body Text First Indent" w:semiHidden="1" w:unhideWhenUsed="1"/>
+    <w:lsdException w:name="Body Text First Indent 2" w:semiHidden="1" w:unhideWhenUsed="1"/>
+    <w:lsdException w:name="Note Heading" w:semiHidden="1" w:unhideWhenUsed="1"/>
+    <w:lsdException w:name="Body Text 2" w:semiHidden="1" w:unhideWhenUsed="1"/>
+    <w:lsdException w:name="Body Text 3" w:semiHidden="1" w:unhideWhenUsed="1"/>
+    <w:lsdException w:name="Body Text Indent 2" w:semiHidden="1" w:unhideWhenUsed="1"/>
+    <w:lsdException w:name="Body Text Indent 3" w:semiHidden="1" w:unhideWhenUsed="1"/>
+    <w:lsdException w:name="Block Text" w:semiHidden="1" w:unhideWhenUsed="1"/>
+    <w:lsdException w:name="Hyperlink" w:semiHidden="1" w:unhideWhenUsed="1"/>
+    <w:lsdException w:name="FollowedHyperlink" w:semiHidden="1" w:unhideWhenUsed="1"/>
+    <w:lsdException w:name="Strong" w:uiPriority="22" w:qFormat="1"/>
+    <w:lsdException w:name="Emphasis" w:uiPriority="20" w:qFormat="1"/>
+    <w:lsdException w:name="Document Map" w:semiHidden="1" w:unhideWhenUsed="1"/>
+    <w:lsdException w:name="Plain Text" w:semiHidden="1" w:unhideWhenUsed="1"/>
+    <w:lsdException w:name="E-mail Signature" w:semiHidden="1" w:unhideWhenUsed="1"/>
+    <w:lsdException w:name="HTML Top of Form" w:semiHidden="1" w:unhideWhenUsed="1"/>
+    <w:lsdException w:name="HTML Bottom of Form" w:semiHidden="1" w:unhideWhenUsed="1"/>
+    <w:lsdException w:name="Normal (Web)" w:semiHidden="1" w:unhideWhenUsed="1"/>
+    <w:lsdException w:name="HTML Acronym" w:semiHidden="1" w:unhideWhenUsed="1"/>
+    <w:lsdException w:name="HTML Address" w:semiHidden="1" w:unhideWhenUsed="1"/>
+    <w:lsdException w:name="HTML Cite" w:semiHidden="1" w:unhideWhenUsed="1"/>
+    <w:lsdException w:name="HTML Code" w:semiHidden="1" w:unhideWhenUsed="1"/>
+    <w:lsdException w:name="HTML Definition" w:semiHidden="1" w:unhideWhenUsed="1"/>
+    <w:lsdException w:name="HTML Keyboard" w:semiHidden="1" w:unhideWhenUsed="1"/>
+    <w:lsdException w:name="HTML Preformatted" w:semiHidden="1" w:unhideWhenUsed="1"/>
+    <w:lsdException w:name="HTML Sample" w:semiHidden="1" w:unhideWhenUsed="1"/>
+    <w:lsdException w:name="HTML Typewriter" w:semiHidden="1" w:unhideWhenUsed="1"/>
+    <w:lsdException w:name="HTML Variable" w:semiHidden="1" w:unhideWhenUsed="1"/>
+    <w:lsdException w:name="Normal Table" w:semiHidden="1" w:unhideWhenUsed="1"/>
+    <w:lsdException w:name="annotation subject" w:semiHidden="1" w:unhideWhenUsed="1"/>
+    <w:lsdException w:name="No List" w:semiHidden="1" w:unhideWhenUsed="1"/>
+    <w:lsdException w:name="Outline List 1" w:semiHidden="1" w:unhideWhenUsed="1"/>
+    <w:lsdException w:name="Outline List 2" w:semiHidden="1" w:unhideWhenUsed="1"/>
+    <w:lsdException w:name="Outline List 3" w:semiHidden="1" w:unhideWhenUsed="1"/>
+    <w:lsdException w:name="Table Simple 1" w:semiHidden="1" w:unhideWhenUsed="1"/>
+    <w:lsdException w:name="Table Simple 2" w:semiHidden="1" w:unhideWhenUsed="1"/>
+    <w:lsdException w:name="Table Simple 3" w:semiHidden="1" w:unhideWhenUsed="1"/>
+    <w:lsdException w:name="Table Classic 1" w:semiHidden="1" w:unhideWhenUsed="1"/>
+    <w:lsdException w:name="Table Classic 2" w:semiHidden="1" w:unhideWhenUsed="1"/>
+    <w:lsdException w:name="Table Classic 3" w:semiHidden="1" w:unhideWhenUsed="1"/>
+    <w:lsdException w:name="Table Classic 4" w:semiHidden="1" w:unhideWhenUsed="1"/>
+    <w:lsdException w:name="Table Colorful 1" w:semiHidden="1" w:unhideWhenUsed="1"/>
+    <w:lsdException w:name="Table Colorful 2" w:semiHidden="1" w:unhideWhenUsed="1"/>
+    <w:lsdException w:name="Table Colorful 3" w:semiHidden="1" w:unhideWhenUsed="1"/>
+    <w:lsdException w:name="Table Columns 1" w:semiHidden="1" w:unhideWhenUsed="1"/>
+    <w:lsdException w:name="Table Columns 2" w:semiHidden="1" w:unhideWhenUsed="1"/>
+    <w:lsdException w:name="Table Columns 3" w:semiHidden="1" w:unhideWhenUsed="1"/>
+    <w:lsdException w:name="Table Columns 4" w:semiHidden="1" w:unhideWhenUsed="1"/>
+    <w:lsdException w:name="Table Columns 5" w:semiHidden="1" w:unhideWhenUsed="1"/>
+    <w:lsdException w:name="Table Grid 1" w:semiHidden="1" w:unhideWhenUsed="1"/>
+    <w:lsdException w:name="Table Grid 2" w:semiHidden="1" w:unhideWhenUsed="1"/>
+    <w:lsdException w:name="Table Grid 3" w:semiHidden="1" w:unhideWhenUsed="1"/>
+    <w:lsdException w:name="Table Grid 4" w:semiHidden="1" w:unhideWhenUsed="1"/>
+    <w:lsdException w:name="Table Grid 5" w:semiHidden="1" w:unhideWhenUsed="1"/>
+    <w:lsdException w:name="Table Grid 6" w:semiHidden="1" w:unhideWhenUsed="1"/>
+    <w:lsdException w:name="Table Grid 7" w:semiHidden="1" w:unhideWhenUsed="1"/>
+    <w:lsdException w:name="Table Grid 8" w:semiHidden="1" w:unhideWhenUsed="1"/>
+    <w:lsdException w:name="Table List 1" w:semiHidden="1" w:unhideWhenUsed="1"/>
+    <w:lsdException w:name="Table List 2" w:semiHidden="1" w:unhideWhenUsed="1"/>
+    <w:lsdException w:name="Table List 3" w:semiHidden="1" w:unhideWhenUsed="1"/>
+    <w:lsdException w:name="Table List 4" w:semiHidden="1" w:unhideWhenUsed="1"/>
+    <w:lsdException w:name="Table List 5" w:semiHidden="1" w:unhideWhenUsed="1"/>
+    <w:lsdException w:name="Table List 6" w:semiHidden="1" w:unhideWhenUsed="1"/>
+    <w:lsdException w:name="Table List 7" w:semiHidden="1" w:unhideWhenUsed="1"/>
+    <w:lsdException w:name="Table List 8" w:semiHidden="1" w:unhideWhenUsed="1"/>
+    <w:lsdException w:name="Table 3D effects 1" w:semiHidden="1" w:unhideWhenUsed="1"/>
+    <w:lsdException w:name="Table 3D effects 2" w:semiHidden="1" w:unhideWhenUsed="1"/>
+    <w:lsdException w:name="Table 3D effects 3" w:semiHidden="1" w:unhideWhenUsed="1"/>
+    <w:lsdException w:name="Table Contemporary" w:semiHidden="1" w:unhideWhenUsed="1"/>
+    <w:lsdException w:name="Table Elegant" w:semiHidden="1" w:unhideWhenUsed="1"/>
+    <w:lsdException w:name="Table Professional" w:semiHidden="1" w:unhideWhenUsed="1"/>
+    <w:lsdException w:name="Table Subtle 1" w:semiHidden="1" w:unhideWhenUsed="1"/>
+    <w:lsdException w:name="Table Subtle 2" w:semiHidden="1" w:unhideWhenUsed="1"/>
+    <w:lsdException w:name="Table Web 1" w:semiHidden="1" w:unhideWhenUsed="1"/>
+    <w:lsdException w:name="Table Web 2" w:semiHidden="1" w:unhideWhenUsed="1"/>
+    <w:lsdException w:name="Table Web 3" w:semiHidden="1" w:unhideWhenUsed="1"/>
+    <w:lsdException w:name="Balloon Text" w:semiHidden="1" w:unhideWhenUsed="1"/>
+    <w:lsdException w:name="Table Grid" w:uiPriority="39"/>
+    <w:lsdException w:name="Table Theme" w:semiHidden="1" w:unhideWhenUsed="1"/>
+    <w:lsdException w:name="Placeholder Text" w:semiHidden="1"/>
+    <w:lsdException w:name="No Spacing" w:uiPriority="1" w:qFormat="1"/>
+    <w:lsdException w:name="Light Shading" w:uiPriority="60"/>
+    <w:lsdException w:name="Light List" w:uiPriority="61"/>
+    <w:lsdException w:name="Light Grid" w:uiPriority="62"/>
+    <w:lsdException w:name="Medium Shading 1" w:uiPriority="63"/>
+    <w:lsdException w:name="Medium Shading 2" w:uiPriority="64"/>
+    <w:lsdException w:name="Medium List 1" w:uiPriority="65"/>
+    <w:lsdException w:name="Medium List 2" w:uiPriority="66"/>
+    <w:lsdException w:name="Medium Grid 1" w:uiPriority="67"/>
+    <w:lsdException w:name="Medium Grid 2" w:uiPriority="68"/>
+    <w:lsdException w:name="Medium Grid 3" w:uiPriority="69"/>
+    <w:lsdException w:name="Dark List" w:uiPriority="70"/>
+    <w:lsdException w:name="Colorful Shading" w:uiPriority="71"/>
+    <w:lsdException w:name="Colorful List" w:uiPriority="72"/>
+    <w:lsdException w:name="Colorful Grid" w:uiPriority="73"/>
+    <w:lsdException w:name="Light Shading Accent 1" w:uiPriority="60"/>
+    <w:lsdException w:name="Light List Accent 1" w:uiPriority="61"/>
+    <w:lsdException w:name="Light Grid Accent 1" w:uiPriority="62"/>
+    <w:lsdException w:name="Medium Shading 1 Accent 1" w:uiPriority="63"/>
+    <w:lsdException w:name="Medium Shading 2 Accent 1" w:uiPriority="64"/>
+    <w:lsdException w:name="Medium List 1 Accent 1" w:uiPriority="65"/>
+    <w:lsdException w:name="Revision" w:semiHidden="1"/>
+    <w:lsdException w:name="List Paragraph" w:uiPriority="34" w:qFormat="1"/>
+    <w:lsdException w:name="Quote" w:uiPriority="29" w:qFormat="1"/>
+    <w:lsdException w:name="Intense Quote" w:uiPriority="30" w:qFormat="1"/>
+    <w:lsdException w:name="Medium List 2 Accent 1" w:uiPriority="66"/>
+    <w:lsdException w:name="Medium Grid 1 Accent 1" w:uiPriority="67"/>
+    <w:lsdException w:name="Medium Grid 2 Accent 1" w:uiPriority="68"/>
+    <w:lsdException w:name="Medium Grid 3 Accent 1" w:uiPriority="69"/>
+    <w:lsdException w:name="Dark List Accent 1" w:uiPriority="70"/>
+    <w:lsdException w:name="Colorful Shading Accent 1" w:uiPriority="71"/>
+    <w:lsdException w:name="Colorful List Accent 1" w:uiPriority="72"/>
+    <w:lsdException w:name="Colorful Grid Accent 1" w:uiPriority="73"/>
+    <w:lsdException w:name="Light Shading Accent 2" w:uiPriority="60"/>
+    <w:lsdException w:name="Light List Accent 2" w:uiPriority="61"/>
+    <w:lsdException w:name="Light Grid Accent 2" w:uiPriority="62"/>
+    <w:lsdException w:name="Medium Shading 1 Accent 2" w:uiPriority="63"/>
+    <w:lsdException w:name="Medium Shading 2 Accent 2" w:uiPriority="64"/>
+    <w:lsdException w:name="Medium List 1 Accent 2" w:uiPriority="65"/>
+    <w:lsdException w:name="Medium List 2 Accent 2" w:uiPriority="66"/>
+    <w:lsdException w:name="Medium Grid 1 Accent 2" w:uiPriority="67"/>
+    <w:lsdException w:name="Medium Grid 2 Accent 2" w:uiPriority="68"/>
+    <w:lsdException w:name="Medium Grid 3 Accent 2" w:uiPriority="69"/>
+    <w:lsdException w:name="Dark List Accent 2" w:uiPriority="70"/>
+    <w:lsdException w:name="Colorful Shading Accent 2" w:uiPriority="71"/>
+    <w:lsdException w:name="Colorful List Accent 2" w:uiPriority="72"/>
+    <w:lsdException w:name="Colorful Grid Accent 2" w:uiPriority="73"/>
+    <w:lsdException w:name="Light Shading Accent 3" w:uiPriority="60"/>
+    <w:lsdException w:name="Light List Accent 3" w:uiPriority="61"/>
+    <w:lsdException w:name="Light Grid Accent 3" w:uiPriority="62"/>
+    <w:lsdException w:name="Medium Shading 1 Accent 3" w:uiPriority="63"/>
+    <w:lsdException w:name="Medium Shading 2 Accent 3" w:uiPriority="64"/>
+    <w:lsdException w:name="Medium List 1 Accent 3" w:uiPriority="65"/>
+    <w:lsdException w:name="Medium List 2 Accent 3" w:uiPriority="66"/>
+    <w:lsdException w:name="Medium Grid 1 Accent 3" w:uiPriority="67"/>
+    <w:lsdException w:name="Medium Grid 2 Accent 3" w:uiPriority="68"/>
+    <w:lsdException w:name="Medium Grid 3 Accent 3" w:uiPriority="69"/>
+    <w:lsdException w:name="Dark List Accent 3" w:uiPriority="70"/>
+    <w:lsdException w:name="Colorful Shading Accent 3" w:uiPriority="71"/>
+    <w:lsdException w:name="Colorful List Accent 3" w:uiPriority="72"/>
+    <w:lsdException w:name="Colorful Grid Accent 3" w:uiPriority="73"/>
+    <w:lsdException w:name="Light Shading Accent 4" w:uiPriority="60"/>
+    <w:lsdException w:name="Light List Accent 4" w:uiPriority="61"/>
+    <w:lsdException w:name="Light Grid Accent 4" w:uiPriority="62"/>
+    <w:lsdException w:name="Medium Shading 1 Accent 4" w:uiPriority="63"/>
+    <w:lsdException w:name="Medium Shading 2 Accent 4" w:uiPriority="64"/>
+    <w:lsdException w:name="Medium List 1 Accent 4" w:uiPriority="65"/>
+    <w:lsdException w:name="Medium List 2 Accent 4" w:uiPriority="66"/>
+    <w:lsdException w:name="Medium Grid 1 Accent 4" w:uiPriority="67"/>
+    <w:lsdException w:name="Medium Grid 2 Accent 4" w:uiPriority="68"/>
+    <w:lsdException w:name="Medium Grid 3 Accent 4" w:uiPriority="69"/>
+    <w:lsdException w:name="Dark List Accent 4" w:uiPriority="70"/>
+    <w:lsdException w:name="Colorful Shading Accent 4" w:uiPriority="71"/>
+    <w:lsdException w:name="Colorful List Accent 4" w:uiPriority="72"/>
+    <w:lsdException w:name="Colorful Grid Accent 4" w:uiPriority="73"/>
+    <w:lsdException w:name="Light Shading Accent 5" w:uiPriority="60"/>
+    <w:lsdException w:name="Light List Accent 5" w:uiPriority="61"/>
+    <w:lsdException w:name="Light Grid Accent 5" w:uiPriority="62"/>
+    <w:lsdException w:name="Medium Shading 1 Accent 5" w:uiPriority="63"/>
+    <w:lsdException w:name="Medium Shading 2 Accent 5" w:uiPriority="64"/>
+    <w:lsdException w:name="Medium List 1 Accent 5" w:uiPriority="65"/>
+    <w:lsdException w:name="Medium List 2 Accent 5" w:uiPriority="66"/>
+    <w:lsdException w:name="Medium Grid 1 Accent 5" w:uiPriority="67"/>
+    <w:lsdException w:name="Medium Grid 2 Accent 5" w:uiPriority="68"/>
+    <w:lsdException w:name="Medium Grid 3 Accent 5" w:uiPriority="69"/>
+    <w:lsdException w:name="Dark List Accent 5" w:uiPriority="70"/>
+    <w:lsdException w:name="Colorful Shading Accent 5" w:uiPriority="71"/>
+    <w:lsdException w:name="Colorful List Accent 5" w:uiPriority="72"/>
+    <w:lsdException w:name="Colorful Grid Accent 5" w:uiPriority="73"/>
+    <w:lsdException w:name="Light Shading Accent 6" w:uiPriority="60"/>
+    <w:lsdException w:name="Light List Accent 6" w:uiPriority="61"/>
+    <w:lsdException w:name="Light Grid Accent 6" w:uiPriority="62"/>
+    <w:lsdException w:name="Medium Shading 1 Accent 6" w:uiPriority="63"/>
+    <w:lsdException w:name="Medium Shading 2 Accent 6" w:uiPriority="64"/>
+    <w:lsdException w:name="Medium List 1 Accent 6" w:uiPriority="65"/>
+    <w:lsdException w:name="Medium List 2 Accent 6" w:uiPriority="66"/>
+    <w:lsdException w:name="Medium Grid 1 Accent 6" w:uiPriority="67"/>
+    <w:lsdException w:name="Medium Grid 2 Accent 6" w:uiPriority="68"/>
+    <w:lsdException w:name="Medium Grid 3 Accent 6" w:uiPriority="69"/>
+    <w:lsdException w:name="Dark List Accent 6" w:uiPriority="70"/>
+    <w:lsdException w:name="Colorful Shading Accent 6" w:uiPriority="71"/>
+    <w:lsdException w:name="Colorful List Accent 6" w:uiPriority="72"/>
+    <w:lsdException w:name="Colorful Grid Accent 6" w:uiPriority="73"/>
+    <w:lsdException w:name="Subtle Emphasis" w:uiPriority="19" w:qFormat="1"/>
+    <w:lsdException w:name="Intense Emphasis" w:uiPriority="21" w:qFormat="1"/>
+    <w:lsdException w:name="Subtle Reference" w:uiPriority="31" w:qFormat="1"/>
+    <w:lsdException w:name="Intense Reference" w:uiPriority="32" w:qFormat="1"/>
+    <w:lsdException w:name="Book Title" w:uiPriority="33" w:qFormat="1"/>
+    <w:lsdException w:name="Bibliography" w:semiHidden="1" w:uiPriority="37" w:unhideWhenUsed="1"/>
+    <w:lsdException w:name="TOC Heading" w:semiHidden="1" w:uiPriority="39" w:unhideWhenUsed="1" w:qFormat="1"/>
+    <w:lsdException w:name="Plain Table 1" w:uiPriority="41"/>
+    <w:lsdException w:name="Plain Table 2" w:uiPriority="42"/>
+    <w:lsdException w:name="Plain Table 3" w:uiPriority="43"/>
+    <w:lsdException w:name="Plain Table 4" w:uiPriority="44"/>
+    <w:lsdException w:name="Plain Table 5" w:uiPriority="45"/>
+    <w:lsdException w:name="Grid Table Light" w:uiPriority="40"/>
+    <w:lsdException w:name="Grid Table 1 Light" w:uiPriority="46"/>
+    <w:lsdException w:name="Grid Table 2" w:uiPriority="47"/>
+    <w:lsdException w:name="Grid Table 3" w:uiPriority="48"/>
+    <w:lsdException w:name="Grid Table 4" w:uiPriority="49"/>
+    <w:lsdException w:name="Grid Table 5 Dark" w:uiPriority="50"/>
+    <w:lsdException w:name="Grid Table 6 Colorful" w:uiPriority="51"/>
+    <w:lsdException w:name="Grid Table 7 Colorful" w:uiPriority="52"/>
+    <w:lsdException w:name="Grid Table 1 Light Accent 1" w:uiPriority="46"/>
+    <w:lsdException w:name="Grid Table 2 Accent 1" w:uiPriority="47"/>
+    <w:lsdException w:name="Grid Table 3 Accent 1" w:uiPriority="48"/>
+    <w:lsdException w:name="Grid Table 4 Accent 1" w:uiPriority="49"/>
+    <w:lsdException w:name="Grid Table 5 Dark Accent 1" w:uiPriority="50"/>
+    <w:lsdException w:name="Grid Table 6 Colorful Accent 1" w:uiPriority="51"/>
+    <w:lsdException w:name="Grid Table 7 Colorful Accent 1" w:uiPriority="52"/>
+    <w:lsdException w:name="Grid Table 1 Light Accent 2" w:uiPriority="46"/>
+    <w:lsdException w:name="Grid Table 2 Accent 2" w:uiPriority="47"/>
+    <w:lsdException w:name="Grid Table 3 Accent 2" w:uiPriority="48"/>
+    <w:lsdException w:name="Grid Table 4 Accent 2" w:uiPriority="49"/>
+    <w:lsdException w:name="Grid Table 5 Dark Accent 2" w:uiPriority="50"/>
+    <w:lsdException w:name="Grid Table 6 Colorful Accent 2" w:uiPriority="51"/>
+    <w:lsdException w:name="Grid Table 7 Colorful Accent 2" w:uiPriority="52"/>
+    <w:lsdException w:name="Grid Table 1 Light Accent 3" w:uiPriority="46"/>
+    <w:lsdException w:name="Grid Table 2 Accent 3" w:uiPriority="47"/>
+    <w:lsdException w:name="Grid Table 3 Accent 3" w:uiPriority="48"/>
+    <w:lsdException w:name="Grid Table 4 Accent 3" w:uiPriority="49"/>
+    <w:lsdException w:name="Grid Table 5 Dark Accent 3" w:uiPriority="50"/>
+    <w:lsdException w:name="Grid Table 6 Colorful Accent 3" w:uiPriority="51"/>
+    <w:lsdException w:name="Grid Table 7 Colorful Accent 3" w:uiPriority="52"/>
+    <w:lsdException w:name="Grid Table 1 Light Accent 4" w:uiPriority="46"/>
+    <w:lsdException w:name="Grid Table 2 Accent 4" w:uiPriority="47"/>
+    <w:lsdException w:name="Grid Table 3 Accent 4" w:uiPriority="48"/>
+    <w:lsdException w:name="Grid Table 4 Accent 4" w:uiPriority="49"/>
+    <w:lsdException w:name="Grid Table 5 Dark Accent 4" w:uiPriority="50"/>
+    <w:lsdException w:name="Grid Table 6 Colorful Accent 4" w:uiPriority="51"/>
+    <w:lsdException w:name="Grid Table 7 Colorful Accent 4" w:uiPriority="52"/>
+    <w:lsdException w:name="Grid Table 1 Light Accent 5" w:uiPriority="46"/>
+    <w:lsdException w:name="Grid Table 2 Accent 5" w:uiPriority="47"/>
+    <w:lsdException w:name="Grid Table 3 Accent 5" w:uiPriority="48"/>
+    <w:lsdException w:name="Grid Table 4 Accent 5" w:uiPriority="49"/>
+    <w:lsdException w:name="Grid Table 5 Dark Accent 5" w:uiPriority="50"/>
+    <w:lsdException w:name="Grid Table 6 Colorful Accent 5" w:uiPriority="51"/>
+    <w:lsdException w:name="Grid Table 7 Colorful Accent 5" w:uiPriority="52"/>
+    <w:lsdException w:name="Grid Table 1 Light Accent 6" w:uiPriority="46"/>
+    <w:lsdException w:name="Grid Table 2 Accent 6" w:uiPriority="47"/>
+    <w:lsdException w:name="Grid Table 3 Accent 6" w:uiPriority="48"/>
+    <w:lsdException w:name="Grid Table 4 Accent 6" w:uiPriority="49"/>
+    <w:lsdException w:name="Grid Table 5 Dark Accent 6" w:uiPriority="50"/>
+    <w:lsdException w:name="Grid Table 6 Colorful Accent 6" w:uiPriority="51"/>
+    <w:lsdException w:name="Grid Table 7 Colorful Accent 6" w:uiPriority="52"/>
+    <w:lsdException w:name="List Table 1 Light" w:uiPriority="46"/>
+    <w:lsdException w:name="List Table 2" w:uiPriority="47"/>
+    <w:lsdException w:name="List Table 3" w:uiPriority="48"/>
+    <w:lsdException w:name="List Table 4" w:uiPriority="49"/>
+    <w:lsdException w:name="List Table 5 Dark" w:uiPriority="50"/>
+    <w:lsdException w:name="List Table 6 Colorful" w:uiPriority="51"/>
+    <w:lsdException w:name="List Table 7 Colorful" w:uiPriority="52"/>
+    <w:lsdException w:name="List Table 1 Light Accent 1" w:uiPriority="46"/>
+    <w:lsdException w:name="List Table 2 Accent 1" w:uiPriority="47"/>
+    <w:lsdException w:name="List Table 3 Accent 1" w:uiPriority="48"/>
+    <w:lsdException w:name="List Table 4 Accent 1" w:uiPriority="49"/>
+    <w:lsdException w:name="List Table 5 Dark Accent 1" w:uiPriority="50"/>
+    <w:lsdException w:name="List Table 6 Colorful Accent 1" w:uiPriority="51"/>
+    <w:lsdException w:name="List Table 7 Colorful Accent 1" w:uiPriority="52"/>
+    <w:lsdException w:name="List Table 1 Light Accent 2" w:uiPriority="46"/>
+    <w:lsdException w:name="List Table 2 Accent 2" w:uiPriority="47"/>
+    <w:lsdException w:name="List Table 3 Accent 2" w:uiPriority="48"/>
+    <w:lsdException w:name="List Table 4 Accent 2" w:uiPriority="49"/>
+    <w:lsdException w:name="List Table 5 Dark Accent 2" w:uiPriority="50"/>
+    <w:lsdException w:name="List Table 6 Colorful Accent 2" w:uiPriority="51"/>
+    <w:lsdException w:name="List Table 7 Colorful Accent 2" w:uiPriority="52"/>
+    <w:lsdException w:name="List Table 1 Light Accent 3" w:uiPriority="46"/>
+    <w:lsdException w:name="List Table 2 Accent 3" w:uiPriority="47"/>
+    <w:lsdException w:name="List Table 3 Accent 3" w:uiPriority="48"/>
+    <w:lsdException w:name="List Table 4 Accent 3" w:uiPriority="49"/>
+    <w:lsdException w:name="List Table 5 Dark Accent 3" w:uiPriority="50"/>
+    <w:lsdException w:name="List Table 6 Colorful Accent 3" w:uiPriority="51"/>
+    <w:lsdException w:name="List Table 7 Colorful Accent 3" w:uiPriority="52"/>
+    <w:lsdException w:name="List Table 1 Light Accent 4" w:uiPriority="46"/>
+    <w:lsdException w:name="List Table 2 Accent 4" w:uiPriority="47"/>
+    <w:lsdException w:name="List Table 3 Accent 4" w:uiPriority="48"/>
+    <w:lsdException w:name="List Table 4 Accent 4" w:uiPriority="49"/>
+    <w:lsdException w:name="List Table 5 Dark Accent 4" w:uiPriority="50"/>
+    <w:lsdException w:name="List Table 6 Colorful Accent 4" w:uiPriority="51"/>
+    <w:lsdException w:name="List Table 7 Colorful Accent 4" w:uiPriority="52"/>
+    <w:lsdException w:name="List Table 1 Light Accent 5" w:uiPriority="46"/>
+    <w:lsdException w:name="List Table 2 Accent 5" w:uiPriority="47"/>
+    <w:lsdException w:name="List Table 3 Accent 5" w:uiPriority="48"/>
+    <w:lsdException w:name="List Table 4 Accent 5" w:uiPriority="49"/>
+    <w:lsdException w:name="List Table 5 Dark Accent 5" w:uiPriority="50"/>
+    <w:lsdException w:name="List Table 6 Colorful Accent 5" w:uiPriority="51"/>
+    <w:lsdException w:name="List Table 7 Colorful Accent 5" w:uiPriority="52"/>
+    <w:lsdException w:name="List Table 1 Light Accent 6" w:uiPriority="46"/>
+    <w:lsdException w:name="List Table 2 Accent 6" w:uiPriority="47"/>
+    <w:lsdException w:name="List Table 3 Accent 6" w:uiPriority="48"/>
+    <w:lsdException w:name="List Table 4 Accent 6" w:uiPriority="49"/>
+    <w:lsdException w:name="List Table 5 Dark Accent 6" w:uiPriority="50"/>
+    <w:lsdException w:name="List Table 6 Colorful Accent 6" w:uiPriority="51"/>
+    <w:lsdException w:name="List Table 7 Colorful Accent 6" w:uiPriority="52"/>
+    <w:lsdException w:name="Mention" w:semiHidden="1" w:unhideWhenUsed="1"/>
+    <w:lsdException w:name="Smart Hyperlink" w:semiHidden="1" w:unhideWhenUsed="1"/>
+    <w:lsdException w:name="Hashtag" w:semiHidden="1" w:unhideWhenUsed="1"/>
+    <w:lsdException w:name="Unresolved Mention" w:semiHidden="1" w:unhideWhenUsed="1"/>
+    <w:lsdException w:name="Smart Link" w:semiHidden="1" w:unhideWhenUsed="1"/>
+  </w:latentStyles>
+  <w:style w:type="paragraph" w:default="1" w:styleId="Normal">
+    <w:name w:val="Normal"/>
+    <w:qFormat/>
   </w:style>
   <w:style w:type="paragraph" w:styleId="Heading1">
     <w:name w:val="heading 1"/>
     <w:basedOn w:val="Normal"/>
     <w:next w:val="Normal"/>
+    <w:uiPriority w:val="9"/>
+    <w:qFormat/>
     <w:pPr>
-      <w:keepNext w:val="1"/>
-      <w:keepLines w:val="1"/>
-      <w:pageBreakBefore w:val="0"/>
-      <w:spacing w:after="120" w:before="400" w:lineRule="auto"/>
+      <w:keepNext/>
+      <w:keepLines/>
+      <w:spacing w:before="400" w:after="120"/>
+      <w:outlineLvl w:val="0"/>
     </w:pPr>
     <w:rPr>
       <w:sz w:val="40"/>
@@ -1751,15 +2065,16 @@
     <w:name w:val="heading 2"/>
     <w:basedOn w:val="Normal"/>
     <w:next w:val="Normal"/>
+    <w:uiPriority w:val="9"/>
+    <w:unhideWhenUsed/>
+    <w:qFormat/>
     <w:pPr>
-      <w:keepNext w:val="1"/>
-      <w:keepLines w:val="1"/>
-      <w:pageBreakBefore w:val="0"/>
-      <w:spacing w:after="120" w:before="360" w:lineRule="auto"/>
+      <w:keepNext/>
+      <w:keepLines/>
+      <w:spacing w:before="360" w:after="120"/>
+      <w:outlineLvl w:val="1"/>
     </w:pPr>
     <w:rPr>
-      <w:b w:val="0"/>
-      <w:bCs w:val="0"/>
       <w:sz w:val="32"/>
       <w:szCs w:val="32"/>
     </w:rPr>
@@ -1768,15 +2083,16 @@
     <w:name w:val="heading 3"/>
     <w:basedOn w:val="Normal"/>
     <w:next w:val="Normal"/>
+    <w:uiPriority w:val="9"/>
+    <w:unhideWhenUsed/>
+    <w:qFormat/>
     <w:pPr>
-      <w:keepNext w:val="1"/>
-      <w:keepLines w:val="1"/>
-      <w:pageBreakBefore w:val="0"/>
-      <w:spacing w:after="80" w:before="320" w:lineRule="auto"/>
+      <w:keepNext/>
+      <w:keepLines/>
+      <w:spacing w:before="320" w:after="80"/>
+      <w:outlineLvl w:val="2"/>
     </w:pPr>
     <w:rPr>
-      <w:b w:val="0"/>
-      <w:bCs w:val="0"/>
       <w:color w:val="434343"/>
       <w:sz w:val="28"/>
       <w:szCs w:val="28"/>
@@ -1786,11 +2102,15 @@
     <w:name w:val="heading 4"/>
     <w:basedOn w:val="Normal"/>
     <w:next w:val="Normal"/>
+    <w:uiPriority w:val="9"/>
+    <w:semiHidden/>
+    <w:unhideWhenUsed/>
+    <w:qFormat/>
     <w:pPr>
-      <w:keepNext w:val="1"/>
-      <w:keepLines w:val="1"/>
-      <w:pageBreakBefore w:val="0"/>
-      <w:spacing w:after="80" w:before="280" w:lineRule="auto"/>
+      <w:keepNext/>
+      <w:keepLines/>
+      <w:spacing w:before="280" w:after="80"/>
+      <w:outlineLvl w:val="3"/>
     </w:pPr>
     <w:rPr>
       <w:color w:val="666666"/>
@@ -1802,45 +2122,88 @@
     <w:name w:val="heading 5"/>
     <w:basedOn w:val="Normal"/>
     <w:next w:val="Normal"/>
+    <w:uiPriority w:val="9"/>
+    <w:semiHidden/>
+    <w:unhideWhenUsed/>
+    <w:qFormat/>
     <w:pPr>
-      <w:keepNext w:val="1"/>
-      <w:keepLines w:val="1"/>
-      <w:pageBreakBefore w:val="0"/>
-      <w:spacing w:after="80" w:before="240" w:lineRule="auto"/>
+      <w:keepNext/>
+      <w:keepLines/>
+      <w:spacing w:before="240" w:after="80"/>
+      <w:outlineLvl w:val="4"/>
     </w:pPr>
     <w:rPr>
       <w:color w:val="666666"/>
-      <w:sz w:val="22"/>
-      <w:szCs w:val="22"/>
     </w:rPr>
   </w:style>
   <w:style w:type="paragraph" w:styleId="Heading6">
     <w:name w:val="heading 6"/>
     <w:basedOn w:val="Normal"/>
     <w:next w:val="Normal"/>
+    <w:uiPriority w:val="9"/>
+    <w:semiHidden/>
+    <w:unhideWhenUsed/>
+    <w:qFormat/>
     <w:pPr>
-      <w:keepNext w:val="1"/>
-      <w:keepLines w:val="1"/>
-      <w:pageBreakBefore w:val="0"/>
-      <w:spacing w:after="80" w:before="240" w:lineRule="auto"/>
+      <w:keepNext/>
+      <w:keepLines/>
+      <w:spacing w:before="240" w:after="80"/>
+      <w:outlineLvl w:val="5"/>
     </w:pPr>
     <w:rPr>
-      <w:i w:val="1"/>
-      <w:iCs w:val="1"/>
+      <w:i/>
+      <w:iCs/>
       <w:color w:val="666666"/>
-      <w:sz w:val="22"/>
-      <w:szCs w:val="22"/>
     </w:rPr>
+  </w:style>
+  <w:style w:type="character" w:default="1" w:styleId="DefaultParagraphFont">
+    <w:name w:val="Default Paragraph Font"/>
+    <w:uiPriority w:val="1"/>
+    <w:semiHidden/>
+    <w:unhideWhenUsed/>
+  </w:style>
+  <w:style w:type="table" w:default="1" w:styleId="TableNormal">
+    <w:name w:val="Normal Table"/>
+    <w:uiPriority w:val="99"/>
+    <w:semiHidden/>
+    <w:unhideWhenUsed/>
+    <w:tblPr>
+      <w:tblInd w:w="0" w:type="dxa"/>
+      <w:tblCellMar>
+        <w:top w:w="0" w:type="dxa"/>
+        <w:left w:w="108" w:type="dxa"/>
+        <w:bottom w:w="0" w:type="dxa"/>
+        <w:right w:w="108" w:type="dxa"/>
+      </w:tblCellMar>
+    </w:tblPr>
+  </w:style>
+  <w:style w:type="numbering" w:default="1" w:styleId="NoList">
+    <w:name w:val="No List"/>
+    <w:uiPriority w:val="99"/>
+    <w:semiHidden/>
+    <w:unhideWhenUsed/>
+  </w:style>
+  <w:style w:type="table" w:customStyle="1" w:styleId="TableNormal0">
+    <w:name w:val="TableNormal"/>
+    <w:tblPr>
+      <w:tblCellMar>
+        <w:top w:w="100" w:type="dxa"/>
+        <w:left w:w="100" w:type="dxa"/>
+        <w:bottom w:w="100" w:type="dxa"/>
+        <w:right w:w="100" w:type="dxa"/>
+      </w:tblCellMar>
+    </w:tblPr>
   </w:style>
   <w:style w:type="paragraph" w:styleId="Title">
     <w:name w:val="Title"/>
     <w:basedOn w:val="Normal"/>
     <w:next w:val="Normal"/>
+    <w:uiPriority w:val="10"/>
+    <w:qFormat/>
     <w:pPr>
-      <w:keepNext w:val="1"/>
-      <w:keepLines w:val="1"/>
-      <w:pageBreakBefore w:val="0"/>
-      <w:spacing w:after="60" w:before="0" w:lineRule="auto"/>
+      <w:keepNext/>
+      <w:keepLines/>
+      <w:spacing w:after="60"/>
     </w:pPr>
     <w:rPr>
       <w:sz w:val="52"/>
@@ -1851,20 +2214,29 @@
     <w:name w:val="Subtitle"/>
     <w:basedOn w:val="Normal"/>
     <w:next w:val="Normal"/>
+    <w:uiPriority w:val="11"/>
+    <w:qFormat/>
     <w:pPr>
-      <w:keepNext w:val="1"/>
-      <w:keepLines w:val="1"/>
-      <w:pageBreakBefore w:val="0"/>
-      <w:spacing w:after="320" w:before="0" w:lineRule="auto"/>
+      <w:keepNext/>
+      <w:keepLines/>
+      <w:spacing w:after="320"/>
     </w:pPr>
     <w:rPr>
-      <w:rFonts w:ascii="Arial" w:cs="Arial" w:eastAsia="Arial" w:hAnsi="Arial"/>
-      <w:i w:val="0"/>
-      <w:iCs w:val="0"/>
       <w:color w:val="666666"/>
       <w:sz w:val="30"/>
       <w:szCs w:val="30"/>
     </w:rPr>
+  </w:style>
+  <w:style w:type="paragraph" w:styleId="ListParagraph">
+    <w:name w:val="List Paragraph"/>
+    <w:basedOn w:val="Normal"/>
+    <w:uiPriority w:val="34"/>
+    <w:qFormat/>
+    <w:rsid w:val="005D6DEE"/>
+    <w:pPr>
+      <w:ind w:left="720"/>
+      <w:contextualSpacing/>
+    </w:pPr>
   </w:style>
 </w:styles>
 </file>
